--- a/sem_2/lab_10/lab_10.docx
+++ b/sem_2/lab_10/lab_10.docx
@@ -1780,6 +1780,7 @@
     <w:p>
       <w:pPr>
         <w:spacing w:after="30" w:line="360" w:lineRule="auto"/>
+        <w:ind w:firstLine="708" w:firstLineChars="0"/>
         <w:jc w:val="both"/>
       </w:pPr>
     </w:p>
@@ -1830,3310 +1831,73 @@
       <w:pPr>
         <w:pStyle w:val="35"/>
         <w:spacing w:after="30" w:line="360" w:lineRule="auto"/>
+        <w:ind w:left="0" w:firstLine="708" w:firstLineChars="0"/>
+        <w:jc w:val="left"/>
+        <w:rPr>
+          <w:rFonts w:hint="default" w:ascii="Times New Roman" w:hAnsi="Times New Roman" w:cs="Times New Roman"/>
+          <w:b w:val="0"/>
+          <w:bCs w:val="0"/>
+          <w:i w:val="0"/>
+          <w:iCs w:val="0"/>
+          <w:sz w:val="28"/>
+          <w:szCs w:val="28"/>
+          <w:lang w:val="ru-RU"/>
+        </w:rPr>
+      </w:pPr>
+      <w:r>
+        <w:rPr>
+          <w:rFonts w:hint="default" w:ascii="Times New Roman" w:hAnsi="Times New Roman" w:cs="Times New Roman"/>
+          <w:b w:val="0"/>
+          <w:bCs w:val="0"/>
+          <w:i w:val="0"/>
+          <w:iCs w:val="0"/>
+          <w:sz w:val="28"/>
+          <w:szCs w:val="28"/>
+          <w:lang w:val="ru-RU"/>
+        </w:rPr>
+        <w:t xml:space="preserve">Смотреть </w:t>
+      </w:r>
+      <w:r>
+        <w:rPr>
+          <w:rFonts w:hint="default" w:ascii="Times New Roman" w:hAnsi="Times New Roman" w:cs="Times New Roman"/>
+          <w:b w:val="0"/>
+          <w:bCs w:val="0"/>
+          <w:i w:val="0"/>
+          <w:iCs w:val="0"/>
+          <w:sz w:val="28"/>
+          <w:szCs w:val="28"/>
+          <w:lang w:val="en-US"/>
+        </w:rPr>
+        <w:t>main.cpp</w:t>
+      </w:r>
+      <w:r>
+        <w:rPr>
+          <w:rFonts w:hint="default" w:ascii="Times New Roman" w:hAnsi="Times New Roman" w:cs="Times New Roman"/>
+          <w:b w:val="0"/>
+          <w:bCs w:val="0"/>
+          <w:i w:val="0"/>
+          <w:iCs w:val="0"/>
+          <w:sz w:val="28"/>
+          <w:szCs w:val="28"/>
+          <w:lang w:val="ru-RU"/>
+        </w:rPr>
+        <w:t>.</w:t>
+      </w:r>
+    </w:p>
+    <w:p>
+      <w:pPr>
+        <w:pStyle w:val="35"/>
+        <w:spacing w:after="30" w:line="360" w:lineRule="auto"/>
+        <w:ind w:left="0"/>
         <w:jc w:val="center"/>
         <w:rPr>
-          <w:rFonts w:hint="default" w:ascii="Times New Roman" w:hAnsi="Times New Roman" w:cs="Times New Roman" w:eastAsiaTheme="minorEastAsia"/>
-          <w:b/>
-          <w:bCs/>
-          <w:sz w:val="28"/>
-          <w:szCs w:val="28"/>
-          <w:lang w:val="ru-RU"/>
-        </w:rPr>
-      </w:pPr>
-    </w:p>
-    <w:p>
-      <w:pPr>
-        <w:spacing w:beforeLines="0" w:afterLines="0" w:line="240" w:lineRule="auto"/>
-        <w:jc w:val="left"/>
-        <w:rPr>
-          <w:rFonts w:hint="default" w:ascii="Consolas" w:hAnsi="Consolas" w:eastAsia="Cascadia Mono" w:cs="Consolas"/>
-          <w:color w:val="000000"/>
-          <w:sz w:val="19"/>
-          <w:szCs w:val="24"/>
-          <w:highlight w:val="white"/>
-        </w:rPr>
-      </w:pPr>
-      <w:r>
-        <w:rPr>
-          <w:rFonts w:hint="default" w:ascii="Consolas" w:hAnsi="Consolas" w:eastAsia="Cascadia Mono" w:cs="Consolas"/>
-          <w:color w:val="808080"/>
-          <w:sz w:val="19"/>
-          <w:szCs w:val="24"/>
-          <w:highlight w:val="white"/>
-        </w:rPr>
-        <w:t>#include</w:t>
-      </w:r>
-      <w:r>
-        <w:rPr>
-          <w:rFonts w:hint="default" w:ascii="Consolas" w:hAnsi="Consolas" w:eastAsia="Cascadia Mono" w:cs="Consolas"/>
-          <w:color w:val="000000"/>
-          <w:sz w:val="19"/>
-          <w:szCs w:val="24"/>
-          <w:highlight w:val="white"/>
-        </w:rPr>
-        <w:t xml:space="preserve"> </w:t>
-      </w:r>
-      <w:r>
-        <w:rPr>
-          <w:rFonts w:hint="default" w:ascii="Consolas" w:hAnsi="Consolas" w:eastAsia="Cascadia Mono" w:cs="Consolas"/>
-          <w:color w:val="A31515"/>
-          <w:sz w:val="19"/>
-          <w:szCs w:val="24"/>
-          <w:highlight w:val="white"/>
-        </w:rPr>
-        <w:t>&lt;iostream&gt;</w:t>
-      </w:r>
-    </w:p>
-    <w:p>
-      <w:pPr>
-        <w:spacing w:beforeLines="0" w:afterLines="0" w:line="240" w:lineRule="auto"/>
-        <w:jc w:val="left"/>
-        <w:rPr>
-          <w:rFonts w:hint="default" w:ascii="Consolas" w:hAnsi="Consolas" w:eastAsia="Cascadia Mono" w:cs="Consolas"/>
-          <w:color w:val="000000"/>
-          <w:sz w:val="19"/>
-          <w:szCs w:val="24"/>
-          <w:highlight w:val="white"/>
-        </w:rPr>
-      </w:pPr>
-      <w:r>
-        <w:rPr>
-          <w:rFonts w:hint="default" w:ascii="Consolas" w:hAnsi="Consolas" w:eastAsia="Cascadia Mono" w:cs="Consolas"/>
-          <w:color w:val="808080"/>
-          <w:sz w:val="19"/>
-          <w:szCs w:val="24"/>
-          <w:highlight w:val="white"/>
-        </w:rPr>
-        <w:t>#include</w:t>
-      </w:r>
-      <w:r>
-        <w:rPr>
-          <w:rFonts w:hint="default" w:ascii="Consolas" w:hAnsi="Consolas" w:eastAsia="Cascadia Mono" w:cs="Consolas"/>
-          <w:color w:val="000000"/>
-          <w:sz w:val="19"/>
-          <w:szCs w:val="24"/>
-          <w:highlight w:val="white"/>
-        </w:rPr>
-        <w:t xml:space="preserve"> </w:t>
-      </w:r>
-      <w:r>
-        <w:rPr>
-          <w:rFonts w:hint="default" w:ascii="Consolas" w:hAnsi="Consolas" w:eastAsia="Cascadia Mono" w:cs="Consolas"/>
-          <w:color w:val="A31515"/>
-          <w:sz w:val="19"/>
-          <w:szCs w:val="24"/>
-          <w:highlight w:val="white"/>
-        </w:rPr>
-        <w:t>&lt;string&gt;</w:t>
-      </w:r>
-    </w:p>
-    <w:p>
-      <w:pPr>
-        <w:spacing w:beforeLines="0" w:afterLines="0" w:line="240" w:lineRule="auto"/>
-        <w:jc w:val="left"/>
-        <w:rPr>
-          <w:rFonts w:hint="default" w:ascii="Consolas" w:hAnsi="Consolas" w:eastAsia="Cascadia Mono" w:cs="Consolas"/>
-          <w:color w:val="000000"/>
-          <w:sz w:val="19"/>
-          <w:szCs w:val="24"/>
-          <w:highlight w:val="white"/>
-        </w:rPr>
-      </w:pPr>
-      <w:r>
-        <w:rPr>
-          <w:rFonts w:hint="default" w:ascii="Consolas" w:hAnsi="Consolas" w:eastAsia="Cascadia Mono" w:cs="Consolas"/>
-          <w:color w:val="808080"/>
-          <w:sz w:val="19"/>
-          <w:szCs w:val="24"/>
-          <w:highlight w:val="white"/>
-        </w:rPr>
-        <w:t>#include</w:t>
-      </w:r>
-      <w:r>
-        <w:rPr>
-          <w:rFonts w:hint="default" w:ascii="Consolas" w:hAnsi="Consolas" w:eastAsia="Cascadia Mono" w:cs="Consolas"/>
-          <w:color w:val="000000"/>
-          <w:sz w:val="19"/>
-          <w:szCs w:val="24"/>
-          <w:highlight w:val="white"/>
-        </w:rPr>
-        <w:t xml:space="preserve"> </w:t>
-      </w:r>
-      <w:r>
-        <w:rPr>
-          <w:rFonts w:hint="default" w:ascii="Consolas" w:hAnsi="Consolas" w:eastAsia="Cascadia Mono" w:cs="Consolas"/>
-          <w:color w:val="A31515"/>
-          <w:sz w:val="19"/>
-          <w:szCs w:val="24"/>
-          <w:highlight w:val="white"/>
-        </w:rPr>
-        <w:t>&lt;Windows.h&gt;</w:t>
-      </w:r>
-    </w:p>
-    <w:p>
-      <w:pPr>
-        <w:spacing w:beforeLines="0" w:afterLines="0" w:line="240" w:lineRule="auto"/>
-        <w:jc w:val="left"/>
-        <w:rPr>
-          <w:rFonts w:hint="default" w:ascii="Consolas" w:hAnsi="Consolas" w:eastAsia="Cascadia Mono" w:cs="Consolas"/>
-          <w:color w:val="000000"/>
-          <w:sz w:val="19"/>
-          <w:szCs w:val="24"/>
-          <w:highlight w:val="white"/>
-        </w:rPr>
-      </w:pPr>
-    </w:p>
-    <w:p>
-      <w:pPr>
-        <w:spacing w:beforeLines="0" w:afterLines="0" w:line="240" w:lineRule="auto"/>
-        <w:jc w:val="left"/>
-        <w:rPr>
-          <w:rFonts w:hint="default" w:ascii="Consolas" w:hAnsi="Consolas" w:eastAsia="Cascadia Mono" w:cs="Consolas"/>
-          <w:color w:val="000000"/>
-          <w:sz w:val="19"/>
-          <w:szCs w:val="24"/>
-          <w:highlight w:val="white"/>
-        </w:rPr>
-      </w:pPr>
-      <w:r>
-        <w:rPr>
-          <w:rFonts w:hint="default" w:ascii="Consolas" w:hAnsi="Consolas" w:eastAsia="Cascadia Mono" w:cs="Consolas"/>
-          <w:color w:val="0000FF"/>
-          <w:sz w:val="19"/>
-          <w:szCs w:val="24"/>
-          <w:highlight w:val="white"/>
-        </w:rPr>
-        <w:t>using</w:t>
-      </w:r>
-      <w:r>
-        <w:rPr>
-          <w:rFonts w:hint="default" w:ascii="Consolas" w:hAnsi="Consolas" w:eastAsia="Cascadia Mono" w:cs="Consolas"/>
-          <w:color w:val="000000"/>
-          <w:sz w:val="19"/>
-          <w:szCs w:val="24"/>
-          <w:highlight w:val="white"/>
-        </w:rPr>
-        <w:t xml:space="preserve"> </w:t>
-      </w:r>
-      <w:r>
-        <w:rPr>
-          <w:rFonts w:hint="default" w:ascii="Consolas" w:hAnsi="Consolas" w:eastAsia="Cascadia Mono" w:cs="Consolas"/>
-          <w:color w:val="0000FF"/>
-          <w:sz w:val="19"/>
-          <w:szCs w:val="24"/>
-          <w:highlight w:val="white"/>
-        </w:rPr>
-        <w:t>namespace</w:t>
-      </w:r>
-      <w:r>
-        <w:rPr>
-          <w:rFonts w:hint="default" w:ascii="Consolas" w:hAnsi="Consolas" w:eastAsia="Cascadia Mono" w:cs="Consolas"/>
-          <w:color w:val="000000"/>
-          <w:sz w:val="19"/>
-          <w:szCs w:val="24"/>
-          <w:highlight w:val="white"/>
-        </w:rPr>
-        <w:t xml:space="preserve"> std;</w:t>
-      </w:r>
-    </w:p>
-    <w:p>
-      <w:pPr>
-        <w:spacing w:beforeLines="0" w:afterLines="0" w:line="240" w:lineRule="auto"/>
-        <w:jc w:val="left"/>
-        <w:rPr>
-          <w:rFonts w:hint="default" w:ascii="Consolas" w:hAnsi="Consolas" w:eastAsia="Cascadia Mono" w:cs="Consolas"/>
-          <w:color w:val="000000"/>
-          <w:sz w:val="19"/>
-          <w:szCs w:val="24"/>
-          <w:highlight w:val="white"/>
-        </w:rPr>
-      </w:pPr>
-    </w:p>
-    <w:p>
-      <w:pPr>
-        <w:spacing w:beforeLines="0" w:afterLines="0" w:line="240" w:lineRule="auto"/>
-        <w:jc w:val="left"/>
-        <w:rPr>
-          <w:rFonts w:hint="default" w:ascii="Consolas" w:hAnsi="Consolas" w:eastAsia="Cascadia Mono" w:cs="Consolas"/>
-          <w:color w:val="000000"/>
-          <w:sz w:val="19"/>
-          <w:szCs w:val="24"/>
-          <w:highlight w:val="white"/>
-        </w:rPr>
-      </w:pPr>
-      <w:r>
-        <w:rPr>
-          <w:rFonts w:hint="default" w:ascii="Consolas" w:hAnsi="Consolas" w:eastAsia="Cascadia Mono" w:cs="Consolas"/>
-          <w:color w:val="0000FF"/>
-          <w:sz w:val="19"/>
-          <w:szCs w:val="24"/>
-          <w:highlight w:val="white"/>
-        </w:rPr>
-        <w:t>int</w:t>
-      </w:r>
-      <w:r>
-        <w:rPr>
-          <w:rFonts w:hint="default" w:ascii="Consolas" w:hAnsi="Consolas" w:eastAsia="Cascadia Mono" w:cs="Consolas"/>
-          <w:color w:val="000000"/>
-          <w:sz w:val="19"/>
-          <w:szCs w:val="24"/>
-          <w:highlight w:val="white"/>
-        </w:rPr>
-        <w:t xml:space="preserve"> main</w:t>
-      </w:r>
-      <w:r>
-        <w:rPr>
-          <w:rFonts w:hint="default" w:ascii="Consolas" w:hAnsi="Consolas" w:eastAsia="Cascadia Mono" w:cs="Consolas"/>
-          <w:color w:val="1A94FF"/>
-          <w:sz w:val="19"/>
-          <w:szCs w:val="24"/>
-          <w:highlight w:val="white"/>
-        </w:rPr>
-        <w:t>()</w:t>
-      </w:r>
-      <w:r>
-        <w:rPr>
-          <w:rFonts w:hint="default" w:ascii="Consolas" w:hAnsi="Consolas" w:eastAsia="Cascadia Mono" w:cs="Consolas"/>
-          <w:color w:val="000000"/>
-          <w:sz w:val="19"/>
-          <w:szCs w:val="24"/>
-          <w:highlight w:val="white"/>
-        </w:rPr>
-        <w:t xml:space="preserve"> </w:t>
-      </w:r>
-      <w:r>
-        <w:rPr>
-          <w:rFonts w:hint="default" w:ascii="Consolas" w:hAnsi="Consolas" w:eastAsia="Cascadia Mono" w:cs="Consolas"/>
-          <w:color w:val="1A94FF"/>
-          <w:sz w:val="19"/>
-          <w:szCs w:val="24"/>
-          <w:highlight w:val="white"/>
-        </w:rPr>
-        <w:t>{</w:t>
-      </w:r>
-    </w:p>
-    <w:p>
-      <w:pPr>
-        <w:spacing w:beforeLines="0" w:afterLines="0" w:line="240" w:lineRule="auto"/>
-        <w:jc w:val="left"/>
-        <w:rPr>
-          <w:rFonts w:hint="default" w:ascii="Consolas" w:hAnsi="Consolas" w:eastAsia="Cascadia Mono" w:cs="Consolas"/>
-          <w:color w:val="000000"/>
-          <w:sz w:val="19"/>
-          <w:szCs w:val="24"/>
-          <w:highlight w:val="white"/>
-        </w:rPr>
-      </w:pPr>
-      <w:r>
-        <w:rPr>
-          <w:rFonts w:hint="default" w:ascii="Consolas" w:hAnsi="Consolas" w:eastAsia="Cascadia Mono" w:cs="Consolas"/>
-          <w:color w:val="000000"/>
-          <w:sz w:val="19"/>
-          <w:szCs w:val="24"/>
-          <w:highlight w:val="white"/>
-        </w:rPr>
-        <w:t xml:space="preserve">    SetConsoleCP</w:t>
-      </w:r>
-      <w:r>
-        <w:rPr>
-          <w:rFonts w:hint="default" w:ascii="Consolas" w:hAnsi="Consolas" w:eastAsia="Cascadia Mono" w:cs="Consolas"/>
-          <w:color w:val="FFD702"/>
-          <w:sz w:val="19"/>
-          <w:szCs w:val="24"/>
-          <w:highlight w:val="white"/>
-        </w:rPr>
-        <w:t>(</w:t>
-      </w:r>
-      <w:r>
-        <w:rPr>
-          <w:rFonts w:hint="default" w:ascii="Consolas" w:hAnsi="Consolas" w:eastAsia="Cascadia Mono" w:cs="Consolas"/>
-          <w:color w:val="000000"/>
-          <w:sz w:val="19"/>
-          <w:szCs w:val="24"/>
-          <w:highlight w:val="white"/>
-        </w:rPr>
-        <w:t>1251</w:t>
-      </w:r>
-      <w:r>
-        <w:rPr>
-          <w:rFonts w:hint="default" w:ascii="Consolas" w:hAnsi="Consolas" w:eastAsia="Cascadia Mono" w:cs="Consolas"/>
-          <w:color w:val="FFD702"/>
-          <w:sz w:val="19"/>
-          <w:szCs w:val="24"/>
-          <w:highlight w:val="white"/>
-        </w:rPr>
-        <w:t>)</w:t>
-      </w:r>
-      <w:r>
-        <w:rPr>
-          <w:rFonts w:hint="default" w:ascii="Consolas" w:hAnsi="Consolas" w:eastAsia="Cascadia Mono" w:cs="Consolas"/>
-          <w:color w:val="000000"/>
-          <w:sz w:val="19"/>
-          <w:szCs w:val="24"/>
-          <w:highlight w:val="white"/>
-        </w:rPr>
-        <w:t>;</w:t>
-      </w:r>
-    </w:p>
-    <w:p>
-      <w:pPr>
-        <w:spacing w:beforeLines="0" w:afterLines="0" w:line="240" w:lineRule="auto"/>
-        <w:jc w:val="left"/>
-        <w:rPr>
-          <w:rFonts w:hint="default" w:ascii="Consolas" w:hAnsi="Consolas" w:eastAsia="Cascadia Mono" w:cs="Consolas"/>
-          <w:color w:val="000000"/>
-          <w:sz w:val="19"/>
-          <w:szCs w:val="24"/>
-          <w:highlight w:val="white"/>
-        </w:rPr>
-      </w:pPr>
-      <w:r>
-        <w:rPr>
-          <w:rFonts w:hint="default" w:ascii="Consolas" w:hAnsi="Consolas" w:eastAsia="Cascadia Mono" w:cs="Consolas"/>
-          <w:color w:val="000000"/>
-          <w:sz w:val="19"/>
-          <w:szCs w:val="24"/>
-          <w:highlight w:val="white"/>
-        </w:rPr>
-        <w:t xml:space="preserve">    SetConsoleOutputCP</w:t>
-      </w:r>
-      <w:r>
-        <w:rPr>
-          <w:rFonts w:hint="default" w:ascii="Consolas" w:hAnsi="Consolas" w:eastAsia="Cascadia Mono" w:cs="Consolas"/>
-          <w:color w:val="FFD702"/>
-          <w:sz w:val="19"/>
-          <w:szCs w:val="24"/>
-          <w:highlight w:val="white"/>
-        </w:rPr>
-        <w:t>(</w:t>
-      </w:r>
-      <w:r>
-        <w:rPr>
-          <w:rFonts w:hint="default" w:ascii="Consolas" w:hAnsi="Consolas" w:eastAsia="Cascadia Mono" w:cs="Consolas"/>
-          <w:color w:val="000000"/>
-          <w:sz w:val="19"/>
-          <w:szCs w:val="24"/>
-          <w:highlight w:val="white"/>
-        </w:rPr>
-        <w:t>1251</w:t>
-      </w:r>
-      <w:r>
-        <w:rPr>
-          <w:rFonts w:hint="default" w:ascii="Consolas" w:hAnsi="Consolas" w:eastAsia="Cascadia Mono" w:cs="Consolas"/>
-          <w:color w:val="FFD702"/>
-          <w:sz w:val="19"/>
-          <w:szCs w:val="24"/>
-          <w:highlight w:val="white"/>
-        </w:rPr>
-        <w:t>)</w:t>
-      </w:r>
-      <w:r>
-        <w:rPr>
-          <w:rFonts w:hint="default" w:ascii="Consolas" w:hAnsi="Consolas" w:eastAsia="Cascadia Mono" w:cs="Consolas"/>
-          <w:color w:val="000000"/>
-          <w:sz w:val="19"/>
-          <w:szCs w:val="24"/>
-          <w:highlight w:val="white"/>
-        </w:rPr>
-        <w:t>;</w:t>
-      </w:r>
-    </w:p>
-    <w:p>
-      <w:pPr>
-        <w:spacing w:beforeLines="0" w:afterLines="0" w:line="240" w:lineRule="auto"/>
-        <w:jc w:val="left"/>
-        <w:rPr>
-          <w:rFonts w:hint="default" w:ascii="Consolas" w:hAnsi="Consolas" w:eastAsia="Cascadia Mono" w:cs="Consolas"/>
-          <w:color w:val="000000"/>
-          <w:sz w:val="19"/>
-          <w:szCs w:val="24"/>
-          <w:highlight w:val="white"/>
-        </w:rPr>
-      </w:pPr>
-    </w:p>
-    <w:p>
-      <w:pPr>
-        <w:spacing w:beforeLines="0" w:afterLines="0" w:line="240" w:lineRule="auto"/>
-        <w:jc w:val="left"/>
-        <w:rPr>
-          <w:rFonts w:hint="default" w:ascii="Consolas" w:hAnsi="Consolas" w:eastAsia="Cascadia Mono" w:cs="Consolas"/>
-          <w:color w:val="000000"/>
-          <w:sz w:val="19"/>
-          <w:szCs w:val="24"/>
-          <w:highlight w:val="white"/>
-        </w:rPr>
-      </w:pPr>
-      <w:r>
-        <w:rPr>
-          <w:rFonts w:hint="default" w:ascii="Consolas" w:hAnsi="Consolas" w:eastAsia="Cascadia Mono" w:cs="Consolas"/>
-          <w:color w:val="000000"/>
-          <w:sz w:val="19"/>
-          <w:szCs w:val="24"/>
-          <w:highlight w:val="white"/>
-        </w:rPr>
-        <w:t xml:space="preserve">    </w:t>
-      </w:r>
-      <w:r>
-        <w:rPr>
-          <w:rFonts w:hint="default" w:ascii="Consolas" w:hAnsi="Consolas" w:eastAsia="Cascadia Mono" w:cs="Consolas"/>
-          <w:color w:val="0000FF"/>
-          <w:sz w:val="19"/>
-          <w:szCs w:val="24"/>
-          <w:highlight w:val="white"/>
-        </w:rPr>
-        <w:t>int</w:t>
-      </w:r>
-      <w:r>
-        <w:rPr>
-          <w:rFonts w:hint="default" w:ascii="Consolas" w:hAnsi="Consolas" w:eastAsia="Cascadia Mono" w:cs="Consolas"/>
-          <w:color w:val="000000"/>
-          <w:sz w:val="19"/>
-          <w:szCs w:val="24"/>
-          <w:highlight w:val="white"/>
-        </w:rPr>
-        <w:t xml:space="preserve"> n;</w:t>
-      </w:r>
-    </w:p>
-    <w:p>
-      <w:pPr>
-        <w:spacing w:beforeLines="0" w:afterLines="0" w:line="240" w:lineRule="auto"/>
-        <w:jc w:val="left"/>
-        <w:rPr>
-          <w:rFonts w:hint="default" w:ascii="Consolas" w:hAnsi="Consolas" w:eastAsia="Cascadia Mono" w:cs="Consolas"/>
-          <w:color w:val="000000"/>
-          <w:sz w:val="19"/>
-          <w:szCs w:val="24"/>
-          <w:highlight w:val="white"/>
-        </w:rPr>
-      </w:pPr>
-      <w:r>
-        <w:rPr>
-          <w:rFonts w:hint="default" w:ascii="Consolas" w:hAnsi="Consolas" w:eastAsia="Cascadia Mono" w:cs="Consolas"/>
-          <w:color w:val="000000"/>
-          <w:sz w:val="19"/>
-          <w:szCs w:val="24"/>
-          <w:highlight w:val="white"/>
-        </w:rPr>
-        <w:t xml:space="preserve">    cout </w:t>
-      </w:r>
-      <w:r>
-        <w:rPr>
-          <w:rFonts w:hint="default" w:ascii="Consolas" w:hAnsi="Consolas" w:eastAsia="Cascadia Mono" w:cs="Consolas"/>
-          <w:color w:val="008080"/>
-          <w:sz w:val="19"/>
-          <w:szCs w:val="24"/>
-          <w:highlight w:val="white"/>
-        </w:rPr>
-        <w:t>&lt;&lt;</w:t>
-      </w:r>
-      <w:r>
-        <w:rPr>
-          <w:rFonts w:hint="default" w:ascii="Consolas" w:hAnsi="Consolas" w:eastAsia="Cascadia Mono" w:cs="Consolas"/>
-          <w:color w:val="000000"/>
-          <w:sz w:val="19"/>
-          <w:szCs w:val="24"/>
-          <w:highlight w:val="white"/>
-        </w:rPr>
-        <w:t xml:space="preserve"> </w:t>
-      </w:r>
-      <w:r>
-        <w:rPr>
-          <w:rFonts w:hint="default" w:ascii="Consolas" w:hAnsi="Consolas" w:eastAsia="Cascadia Mono" w:cs="Consolas"/>
-          <w:color w:val="A31515"/>
-          <w:sz w:val="19"/>
-          <w:szCs w:val="24"/>
-          <w:highlight w:val="white"/>
-        </w:rPr>
-        <w:t>"Введите количество строк: "</w:t>
-      </w:r>
-      <w:r>
-        <w:rPr>
-          <w:rFonts w:hint="default" w:ascii="Consolas" w:hAnsi="Consolas" w:eastAsia="Cascadia Mono" w:cs="Consolas"/>
-          <w:color w:val="000000"/>
-          <w:sz w:val="19"/>
-          <w:szCs w:val="24"/>
-          <w:highlight w:val="white"/>
-        </w:rPr>
-        <w:t>;</w:t>
-      </w:r>
-    </w:p>
-    <w:p>
-      <w:pPr>
-        <w:spacing w:beforeLines="0" w:afterLines="0" w:line="240" w:lineRule="auto"/>
-        <w:jc w:val="left"/>
-        <w:rPr>
-          <w:rFonts w:hint="default" w:ascii="Consolas" w:hAnsi="Consolas" w:eastAsia="Cascadia Mono" w:cs="Consolas"/>
-          <w:color w:val="000000"/>
-          <w:sz w:val="19"/>
-          <w:szCs w:val="24"/>
-          <w:highlight w:val="white"/>
-        </w:rPr>
-      </w:pPr>
-      <w:r>
-        <w:rPr>
-          <w:rFonts w:hint="default" w:ascii="Consolas" w:hAnsi="Consolas" w:eastAsia="Cascadia Mono" w:cs="Consolas"/>
-          <w:color w:val="000000"/>
-          <w:sz w:val="19"/>
-          <w:szCs w:val="24"/>
-          <w:highlight w:val="white"/>
-        </w:rPr>
-        <w:t xml:space="preserve">    cin </w:t>
-      </w:r>
-      <w:r>
-        <w:rPr>
-          <w:rFonts w:hint="default" w:ascii="Consolas" w:hAnsi="Consolas" w:eastAsia="Cascadia Mono" w:cs="Consolas"/>
-          <w:color w:val="008080"/>
-          <w:sz w:val="19"/>
-          <w:szCs w:val="24"/>
-          <w:highlight w:val="white"/>
-        </w:rPr>
-        <w:t>&gt;&gt;</w:t>
-      </w:r>
-      <w:r>
-        <w:rPr>
-          <w:rFonts w:hint="default" w:ascii="Consolas" w:hAnsi="Consolas" w:eastAsia="Cascadia Mono" w:cs="Consolas"/>
-          <w:color w:val="000000"/>
-          <w:sz w:val="19"/>
-          <w:szCs w:val="24"/>
-          <w:highlight w:val="white"/>
-        </w:rPr>
-        <w:t xml:space="preserve"> n;</w:t>
-      </w:r>
-    </w:p>
-    <w:p>
-      <w:pPr>
-        <w:spacing w:beforeLines="0" w:afterLines="0" w:line="240" w:lineRule="auto"/>
-        <w:jc w:val="left"/>
-        <w:rPr>
-          <w:rFonts w:hint="default" w:ascii="Consolas" w:hAnsi="Consolas" w:eastAsia="Cascadia Mono" w:cs="Consolas"/>
-          <w:color w:val="000000"/>
-          <w:sz w:val="19"/>
-          <w:szCs w:val="24"/>
-          <w:highlight w:val="white"/>
-        </w:rPr>
-      </w:pPr>
-      <w:r>
-        <w:rPr>
-          <w:rFonts w:hint="default" w:ascii="Consolas" w:hAnsi="Consolas" w:eastAsia="Cascadia Mono" w:cs="Consolas"/>
-          <w:color w:val="000000"/>
-          <w:sz w:val="19"/>
-          <w:szCs w:val="24"/>
-          <w:highlight w:val="white"/>
-        </w:rPr>
-        <w:t xml:space="preserve">    cin.ignore</w:t>
-      </w:r>
-      <w:r>
-        <w:rPr>
-          <w:rFonts w:hint="default" w:ascii="Consolas" w:hAnsi="Consolas" w:eastAsia="Cascadia Mono" w:cs="Consolas"/>
-          <w:color w:val="FFD702"/>
-          <w:sz w:val="19"/>
-          <w:szCs w:val="24"/>
-          <w:highlight w:val="white"/>
-        </w:rPr>
-        <w:t>()</w:t>
-      </w:r>
-      <w:r>
-        <w:rPr>
-          <w:rFonts w:hint="default" w:ascii="Consolas" w:hAnsi="Consolas" w:eastAsia="Cascadia Mono" w:cs="Consolas"/>
-          <w:color w:val="000000"/>
-          <w:sz w:val="19"/>
-          <w:szCs w:val="24"/>
-          <w:highlight w:val="white"/>
-        </w:rPr>
-        <w:t>;</w:t>
-      </w:r>
-    </w:p>
-    <w:p>
-      <w:pPr>
-        <w:spacing w:beforeLines="0" w:afterLines="0" w:line="240" w:lineRule="auto"/>
-        <w:jc w:val="left"/>
-        <w:rPr>
-          <w:rFonts w:hint="default" w:ascii="Consolas" w:hAnsi="Consolas" w:eastAsia="Cascadia Mono" w:cs="Consolas"/>
-          <w:color w:val="000000"/>
-          <w:sz w:val="19"/>
-          <w:szCs w:val="24"/>
-          <w:highlight w:val="white"/>
-        </w:rPr>
-      </w:pPr>
-    </w:p>
-    <w:p>
-      <w:pPr>
-        <w:spacing w:beforeLines="0" w:afterLines="0" w:line="240" w:lineRule="auto"/>
-        <w:jc w:val="left"/>
-        <w:rPr>
-          <w:rFonts w:hint="default" w:ascii="Consolas" w:hAnsi="Consolas" w:eastAsia="Cascadia Mono" w:cs="Consolas"/>
-          <w:color w:val="000000"/>
-          <w:sz w:val="19"/>
-          <w:szCs w:val="24"/>
-          <w:highlight w:val="white"/>
-        </w:rPr>
-      </w:pPr>
-      <w:r>
-        <w:rPr>
-          <w:rFonts w:hint="default" w:ascii="Consolas" w:hAnsi="Consolas" w:eastAsia="Cascadia Mono" w:cs="Consolas"/>
-          <w:color w:val="000000"/>
-          <w:sz w:val="19"/>
-          <w:szCs w:val="24"/>
-          <w:highlight w:val="white"/>
-        </w:rPr>
-        <w:t xml:space="preserve">    </w:t>
-      </w:r>
-      <w:r>
-        <w:rPr>
-          <w:rFonts w:hint="default" w:ascii="Consolas" w:hAnsi="Consolas" w:eastAsia="Cascadia Mono" w:cs="Consolas"/>
-          <w:color w:val="0000FF"/>
-          <w:sz w:val="19"/>
-          <w:szCs w:val="24"/>
-          <w:highlight w:val="white"/>
-        </w:rPr>
-        <w:t>if</w:t>
-      </w:r>
-      <w:r>
-        <w:rPr>
-          <w:rFonts w:hint="default" w:ascii="Consolas" w:hAnsi="Consolas" w:eastAsia="Cascadia Mono" w:cs="Consolas"/>
-          <w:color w:val="000000"/>
-          <w:sz w:val="19"/>
-          <w:szCs w:val="24"/>
-          <w:highlight w:val="white"/>
-        </w:rPr>
-        <w:t xml:space="preserve"> </w:t>
-      </w:r>
-      <w:r>
-        <w:rPr>
-          <w:rFonts w:hint="default" w:ascii="Consolas" w:hAnsi="Consolas" w:eastAsia="Cascadia Mono" w:cs="Consolas"/>
-          <w:color w:val="FFD702"/>
-          <w:sz w:val="19"/>
-          <w:szCs w:val="24"/>
-          <w:highlight w:val="white"/>
-        </w:rPr>
-        <w:t>(</w:t>
-      </w:r>
-      <w:r>
-        <w:rPr>
-          <w:rFonts w:hint="default" w:ascii="Consolas" w:hAnsi="Consolas" w:eastAsia="Cascadia Mono" w:cs="Consolas"/>
-          <w:color w:val="000000"/>
-          <w:sz w:val="19"/>
-          <w:szCs w:val="24"/>
-          <w:highlight w:val="white"/>
-        </w:rPr>
-        <w:t>n &lt;= 0</w:t>
-      </w:r>
-      <w:r>
-        <w:rPr>
-          <w:rFonts w:hint="default" w:ascii="Consolas" w:hAnsi="Consolas" w:eastAsia="Cascadia Mono" w:cs="Consolas"/>
-          <w:color w:val="FFD702"/>
-          <w:sz w:val="19"/>
-          <w:szCs w:val="24"/>
-          <w:highlight w:val="white"/>
-        </w:rPr>
-        <w:t>)</w:t>
-      </w:r>
-      <w:r>
-        <w:rPr>
-          <w:rFonts w:hint="default" w:ascii="Consolas" w:hAnsi="Consolas" w:eastAsia="Cascadia Mono" w:cs="Consolas"/>
-          <w:color w:val="000000"/>
-          <w:sz w:val="19"/>
-          <w:szCs w:val="24"/>
-          <w:highlight w:val="white"/>
-        </w:rPr>
-        <w:t xml:space="preserve"> </w:t>
-      </w:r>
-      <w:r>
-        <w:rPr>
-          <w:rFonts w:hint="default" w:ascii="Consolas" w:hAnsi="Consolas" w:eastAsia="Cascadia Mono" w:cs="Consolas"/>
-          <w:color w:val="FFD702"/>
-          <w:sz w:val="19"/>
-          <w:szCs w:val="24"/>
-          <w:highlight w:val="white"/>
-        </w:rPr>
-        <w:t>{</w:t>
-      </w:r>
-    </w:p>
-    <w:p>
-      <w:pPr>
-        <w:spacing w:beforeLines="0" w:afterLines="0" w:line="240" w:lineRule="auto"/>
-        <w:jc w:val="left"/>
-        <w:rPr>
-          <w:rFonts w:hint="default" w:ascii="Consolas" w:hAnsi="Consolas" w:eastAsia="Cascadia Mono" w:cs="Consolas"/>
-          <w:color w:val="000000"/>
-          <w:sz w:val="19"/>
-          <w:szCs w:val="24"/>
-          <w:highlight w:val="white"/>
-        </w:rPr>
-      </w:pPr>
-      <w:r>
-        <w:rPr>
-          <w:rFonts w:hint="default" w:ascii="Consolas" w:hAnsi="Consolas" w:eastAsia="Cascadia Mono" w:cs="Consolas"/>
-          <w:color w:val="000000"/>
-          <w:sz w:val="19"/>
-          <w:szCs w:val="24"/>
-          <w:highlight w:val="white"/>
-        </w:rPr>
-        <w:t xml:space="preserve">        cout </w:t>
-      </w:r>
-      <w:r>
-        <w:rPr>
-          <w:rFonts w:hint="default" w:ascii="Consolas" w:hAnsi="Consolas" w:eastAsia="Cascadia Mono" w:cs="Consolas"/>
-          <w:color w:val="008080"/>
-          <w:sz w:val="19"/>
-          <w:szCs w:val="24"/>
-          <w:highlight w:val="white"/>
-        </w:rPr>
-        <w:t>&lt;&lt;</w:t>
-      </w:r>
-      <w:r>
-        <w:rPr>
-          <w:rFonts w:hint="default" w:ascii="Consolas" w:hAnsi="Consolas" w:eastAsia="Cascadia Mono" w:cs="Consolas"/>
-          <w:color w:val="000000"/>
-          <w:sz w:val="19"/>
-          <w:szCs w:val="24"/>
-          <w:highlight w:val="white"/>
-        </w:rPr>
-        <w:t xml:space="preserve"> </w:t>
-      </w:r>
-      <w:r>
-        <w:rPr>
-          <w:rFonts w:hint="default" w:ascii="Consolas" w:hAnsi="Consolas" w:eastAsia="Cascadia Mono" w:cs="Consolas"/>
-          <w:color w:val="A31515"/>
-          <w:sz w:val="19"/>
-          <w:szCs w:val="24"/>
-          <w:highlight w:val="white"/>
-        </w:rPr>
-        <w:t>"Ошибка.\n"</w:t>
-      </w:r>
-      <w:r>
-        <w:rPr>
-          <w:rFonts w:hint="default" w:ascii="Consolas" w:hAnsi="Consolas" w:eastAsia="Cascadia Mono" w:cs="Consolas"/>
-          <w:color w:val="000000"/>
-          <w:sz w:val="19"/>
-          <w:szCs w:val="24"/>
-          <w:highlight w:val="white"/>
-        </w:rPr>
-        <w:t>;</w:t>
-      </w:r>
-    </w:p>
-    <w:p>
-      <w:pPr>
-        <w:spacing w:beforeLines="0" w:afterLines="0" w:line="240" w:lineRule="auto"/>
-        <w:jc w:val="left"/>
-        <w:rPr>
-          <w:rFonts w:hint="default" w:ascii="Consolas" w:hAnsi="Consolas" w:eastAsia="Cascadia Mono" w:cs="Consolas"/>
-          <w:color w:val="000000"/>
-          <w:sz w:val="19"/>
-          <w:szCs w:val="24"/>
-          <w:highlight w:val="white"/>
-        </w:rPr>
-      </w:pPr>
-      <w:r>
-        <w:rPr>
-          <w:rFonts w:hint="default" w:ascii="Consolas" w:hAnsi="Consolas" w:eastAsia="Cascadia Mono" w:cs="Consolas"/>
-          <w:color w:val="000000"/>
-          <w:sz w:val="19"/>
-          <w:szCs w:val="24"/>
-          <w:highlight w:val="white"/>
-        </w:rPr>
-        <w:t xml:space="preserve">        </w:t>
-      </w:r>
-      <w:r>
-        <w:rPr>
-          <w:rFonts w:hint="default" w:ascii="Consolas" w:hAnsi="Consolas" w:eastAsia="Cascadia Mono" w:cs="Consolas"/>
-          <w:color w:val="0000FF"/>
-          <w:sz w:val="19"/>
-          <w:szCs w:val="24"/>
-          <w:highlight w:val="white"/>
-        </w:rPr>
-        <w:t>return</w:t>
-      </w:r>
-      <w:r>
-        <w:rPr>
-          <w:rFonts w:hint="default" w:ascii="Consolas" w:hAnsi="Consolas" w:eastAsia="Cascadia Mono" w:cs="Consolas"/>
-          <w:color w:val="000000"/>
-          <w:sz w:val="19"/>
-          <w:szCs w:val="24"/>
-          <w:highlight w:val="white"/>
-        </w:rPr>
-        <w:t xml:space="preserve"> 0;</w:t>
-      </w:r>
-    </w:p>
-    <w:p>
-      <w:pPr>
-        <w:spacing w:beforeLines="0" w:afterLines="0" w:line="240" w:lineRule="auto"/>
-        <w:jc w:val="left"/>
-        <w:rPr>
-          <w:rFonts w:hint="default" w:ascii="Consolas" w:hAnsi="Consolas" w:eastAsia="Cascadia Mono" w:cs="Consolas"/>
-          <w:color w:val="000000"/>
-          <w:sz w:val="19"/>
-          <w:szCs w:val="24"/>
-          <w:highlight w:val="white"/>
-        </w:rPr>
-      </w:pPr>
-      <w:r>
-        <w:rPr>
-          <w:rFonts w:hint="default" w:ascii="Consolas" w:hAnsi="Consolas" w:eastAsia="Cascadia Mono" w:cs="Consolas"/>
-          <w:color w:val="000000"/>
-          <w:sz w:val="19"/>
-          <w:szCs w:val="24"/>
-          <w:highlight w:val="white"/>
-        </w:rPr>
-        <w:t xml:space="preserve">    </w:t>
-      </w:r>
-      <w:r>
-        <w:rPr>
-          <w:rFonts w:hint="default" w:ascii="Consolas" w:hAnsi="Consolas" w:eastAsia="Cascadia Mono" w:cs="Consolas"/>
-          <w:color w:val="FFD702"/>
-          <w:sz w:val="19"/>
-          <w:szCs w:val="24"/>
-          <w:highlight w:val="white"/>
-        </w:rPr>
-        <w:t>}</w:t>
-      </w:r>
-    </w:p>
-    <w:p>
-      <w:pPr>
-        <w:spacing w:beforeLines="0" w:afterLines="0" w:line="240" w:lineRule="auto"/>
-        <w:jc w:val="left"/>
-        <w:rPr>
-          <w:rFonts w:hint="default" w:ascii="Consolas" w:hAnsi="Consolas" w:eastAsia="Cascadia Mono" w:cs="Consolas"/>
-          <w:color w:val="000000"/>
-          <w:sz w:val="19"/>
-          <w:szCs w:val="24"/>
-          <w:highlight w:val="white"/>
-        </w:rPr>
-      </w:pPr>
-    </w:p>
-    <w:p>
-      <w:pPr>
-        <w:spacing w:beforeLines="0" w:afterLines="0" w:line="240" w:lineRule="auto"/>
-        <w:jc w:val="left"/>
-        <w:rPr>
-          <w:rFonts w:hint="default" w:ascii="Consolas" w:hAnsi="Consolas" w:eastAsia="Cascadia Mono" w:cs="Consolas"/>
-          <w:color w:val="000000"/>
-          <w:sz w:val="19"/>
-          <w:szCs w:val="24"/>
-          <w:highlight w:val="white"/>
-        </w:rPr>
-      </w:pPr>
-      <w:r>
-        <w:rPr>
-          <w:rFonts w:hint="default" w:ascii="Consolas" w:hAnsi="Consolas" w:eastAsia="Cascadia Mono" w:cs="Consolas"/>
-          <w:color w:val="000000"/>
-          <w:sz w:val="19"/>
-          <w:szCs w:val="24"/>
-          <w:highlight w:val="white"/>
-        </w:rPr>
-        <w:t xml:space="preserve">    </w:t>
-      </w:r>
-      <w:r>
-        <w:rPr>
-          <w:rFonts w:hint="default" w:ascii="Consolas" w:hAnsi="Consolas" w:eastAsia="Cascadia Mono" w:cs="Consolas"/>
-          <w:color w:val="2B91AF"/>
-          <w:sz w:val="19"/>
-          <w:szCs w:val="24"/>
-          <w:highlight w:val="white"/>
-        </w:rPr>
-        <w:t>string</w:t>
-      </w:r>
-      <w:r>
-        <w:rPr>
-          <w:rFonts w:hint="default" w:ascii="Consolas" w:hAnsi="Consolas" w:eastAsia="Cascadia Mono" w:cs="Consolas"/>
-          <w:color w:val="000000"/>
-          <w:sz w:val="19"/>
-          <w:szCs w:val="24"/>
-          <w:highlight w:val="white"/>
-        </w:rPr>
-        <w:t xml:space="preserve">* arr = </w:t>
-      </w:r>
-      <w:r>
-        <w:rPr>
-          <w:rFonts w:hint="default" w:ascii="Consolas" w:hAnsi="Consolas" w:eastAsia="Cascadia Mono" w:cs="Consolas"/>
-          <w:color w:val="0000FF"/>
-          <w:sz w:val="19"/>
-          <w:szCs w:val="24"/>
-          <w:highlight w:val="white"/>
-        </w:rPr>
-        <w:t>new</w:t>
-      </w:r>
-      <w:r>
-        <w:rPr>
-          <w:rFonts w:hint="default" w:ascii="Consolas" w:hAnsi="Consolas" w:eastAsia="Cascadia Mono" w:cs="Consolas"/>
-          <w:color w:val="000000"/>
-          <w:sz w:val="19"/>
-          <w:szCs w:val="24"/>
-          <w:highlight w:val="white"/>
-        </w:rPr>
-        <w:t xml:space="preserve"> </w:t>
-      </w:r>
-      <w:r>
-        <w:rPr>
-          <w:rFonts w:hint="default" w:ascii="Consolas" w:hAnsi="Consolas" w:eastAsia="Cascadia Mono" w:cs="Consolas"/>
-          <w:color w:val="2B91AF"/>
-          <w:sz w:val="19"/>
-          <w:szCs w:val="24"/>
-          <w:highlight w:val="white"/>
-        </w:rPr>
-        <w:t>string</w:t>
-      </w:r>
-      <w:r>
-        <w:rPr>
-          <w:rFonts w:hint="default" w:ascii="Consolas" w:hAnsi="Consolas" w:eastAsia="Cascadia Mono" w:cs="Consolas"/>
-          <w:color w:val="000000"/>
-          <w:sz w:val="19"/>
-          <w:szCs w:val="24"/>
-          <w:highlight w:val="white"/>
-        </w:rPr>
-        <w:t>[n];</w:t>
-      </w:r>
-    </w:p>
-    <w:p>
-      <w:pPr>
-        <w:spacing w:beforeLines="0" w:afterLines="0" w:line="240" w:lineRule="auto"/>
-        <w:jc w:val="left"/>
-        <w:rPr>
-          <w:rFonts w:hint="default" w:ascii="Consolas" w:hAnsi="Consolas" w:eastAsia="Cascadia Mono" w:cs="Consolas"/>
-          <w:color w:val="000000"/>
-          <w:sz w:val="19"/>
-          <w:szCs w:val="24"/>
-          <w:highlight w:val="white"/>
-        </w:rPr>
-      </w:pPr>
-    </w:p>
-    <w:p>
-      <w:pPr>
-        <w:spacing w:beforeLines="0" w:afterLines="0" w:line="240" w:lineRule="auto"/>
-        <w:jc w:val="left"/>
-        <w:rPr>
-          <w:rFonts w:hint="default" w:ascii="Consolas" w:hAnsi="Consolas" w:eastAsia="Cascadia Mono" w:cs="Consolas"/>
-          <w:color w:val="000000"/>
-          <w:sz w:val="19"/>
-          <w:szCs w:val="24"/>
-          <w:highlight w:val="white"/>
-        </w:rPr>
-      </w:pPr>
-      <w:r>
-        <w:rPr>
-          <w:rFonts w:hint="default" w:ascii="Consolas" w:hAnsi="Consolas" w:eastAsia="Cascadia Mono" w:cs="Consolas"/>
-          <w:color w:val="000000"/>
-          <w:sz w:val="19"/>
-          <w:szCs w:val="24"/>
-          <w:highlight w:val="white"/>
-        </w:rPr>
-        <w:t xml:space="preserve">    cout </w:t>
-      </w:r>
-      <w:r>
-        <w:rPr>
-          <w:rFonts w:hint="default" w:ascii="Consolas" w:hAnsi="Consolas" w:eastAsia="Cascadia Mono" w:cs="Consolas"/>
-          <w:color w:val="008080"/>
-          <w:sz w:val="19"/>
-          <w:szCs w:val="24"/>
-          <w:highlight w:val="white"/>
-        </w:rPr>
-        <w:t>&lt;&lt;</w:t>
-      </w:r>
-      <w:r>
-        <w:rPr>
-          <w:rFonts w:hint="default" w:ascii="Consolas" w:hAnsi="Consolas" w:eastAsia="Cascadia Mono" w:cs="Consolas"/>
-          <w:color w:val="000000"/>
-          <w:sz w:val="19"/>
-          <w:szCs w:val="24"/>
-          <w:highlight w:val="white"/>
-        </w:rPr>
-        <w:t xml:space="preserve"> </w:t>
-      </w:r>
-      <w:r>
-        <w:rPr>
-          <w:rFonts w:hint="default" w:ascii="Consolas" w:hAnsi="Consolas" w:eastAsia="Cascadia Mono" w:cs="Consolas"/>
-          <w:color w:val="A31515"/>
-          <w:sz w:val="19"/>
-          <w:szCs w:val="24"/>
-          <w:highlight w:val="white"/>
-        </w:rPr>
-        <w:t>"Введите строки:\n"</w:t>
-      </w:r>
-      <w:r>
-        <w:rPr>
-          <w:rFonts w:hint="default" w:ascii="Consolas" w:hAnsi="Consolas" w:eastAsia="Cascadia Mono" w:cs="Consolas"/>
-          <w:color w:val="000000"/>
-          <w:sz w:val="19"/>
-          <w:szCs w:val="24"/>
-          <w:highlight w:val="white"/>
-        </w:rPr>
-        <w:t>;</w:t>
-      </w:r>
-    </w:p>
-    <w:p>
-      <w:pPr>
-        <w:spacing w:beforeLines="0" w:afterLines="0" w:line="240" w:lineRule="auto"/>
-        <w:jc w:val="left"/>
-        <w:rPr>
-          <w:rFonts w:hint="default" w:ascii="Consolas" w:hAnsi="Consolas" w:eastAsia="Cascadia Mono" w:cs="Consolas"/>
-          <w:color w:val="000000"/>
-          <w:sz w:val="19"/>
-          <w:szCs w:val="24"/>
-          <w:highlight w:val="white"/>
-        </w:rPr>
-      </w:pPr>
-      <w:r>
-        <w:rPr>
-          <w:rFonts w:hint="default" w:ascii="Consolas" w:hAnsi="Consolas" w:eastAsia="Cascadia Mono" w:cs="Consolas"/>
-          <w:color w:val="000000"/>
-          <w:sz w:val="19"/>
-          <w:szCs w:val="24"/>
-          <w:highlight w:val="white"/>
-        </w:rPr>
-        <w:t xml:space="preserve">    </w:t>
-      </w:r>
-      <w:r>
-        <w:rPr>
-          <w:rFonts w:hint="default" w:ascii="Consolas" w:hAnsi="Consolas" w:eastAsia="Cascadia Mono" w:cs="Consolas"/>
-          <w:color w:val="0000FF"/>
-          <w:sz w:val="19"/>
-          <w:szCs w:val="24"/>
-          <w:highlight w:val="white"/>
-        </w:rPr>
-        <w:t>for</w:t>
-      </w:r>
-      <w:r>
-        <w:rPr>
-          <w:rFonts w:hint="default" w:ascii="Consolas" w:hAnsi="Consolas" w:eastAsia="Cascadia Mono" w:cs="Consolas"/>
-          <w:color w:val="000000"/>
-          <w:sz w:val="19"/>
-          <w:szCs w:val="24"/>
-          <w:highlight w:val="white"/>
-        </w:rPr>
-        <w:t xml:space="preserve"> </w:t>
-      </w:r>
-      <w:r>
-        <w:rPr>
-          <w:rFonts w:hint="default" w:ascii="Consolas" w:hAnsi="Consolas" w:eastAsia="Cascadia Mono" w:cs="Consolas"/>
-          <w:color w:val="FFD702"/>
-          <w:sz w:val="19"/>
-          <w:szCs w:val="24"/>
-          <w:highlight w:val="white"/>
-        </w:rPr>
-        <w:t>(</w:t>
-      </w:r>
-      <w:r>
-        <w:rPr>
-          <w:rFonts w:hint="default" w:ascii="Consolas" w:hAnsi="Consolas" w:eastAsia="Cascadia Mono" w:cs="Consolas"/>
-          <w:color w:val="0000FF"/>
-          <w:sz w:val="19"/>
-          <w:szCs w:val="24"/>
-          <w:highlight w:val="white"/>
-        </w:rPr>
-        <w:t>int</w:t>
-      </w:r>
-      <w:r>
-        <w:rPr>
-          <w:rFonts w:hint="default" w:ascii="Consolas" w:hAnsi="Consolas" w:eastAsia="Cascadia Mono" w:cs="Consolas"/>
-          <w:color w:val="000000"/>
-          <w:sz w:val="19"/>
-          <w:szCs w:val="24"/>
-          <w:highlight w:val="white"/>
-        </w:rPr>
-        <w:t xml:space="preserve"> i = 0; i &lt; n; i++</w:t>
-      </w:r>
-      <w:r>
-        <w:rPr>
-          <w:rFonts w:hint="default" w:ascii="Consolas" w:hAnsi="Consolas" w:eastAsia="Cascadia Mono" w:cs="Consolas"/>
-          <w:color w:val="FFD702"/>
-          <w:sz w:val="19"/>
-          <w:szCs w:val="24"/>
-          <w:highlight w:val="white"/>
-        </w:rPr>
-        <w:t>)</w:t>
-      </w:r>
-      <w:r>
-        <w:rPr>
-          <w:rFonts w:hint="default" w:ascii="Consolas" w:hAnsi="Consolas" w:eastAsia="Cascadia Mono" w:cs="Consolas"/>
-          <w:color w:val="000000"/>
-          <w:sz w:val="19"/>
-          <w:szCs w:val="24"/>
-          <w:highlight w:val="white"/>
-        </w:rPr>
-        <w:t xml:space="preserve"> </w:t>
-      </w:r>
-      <w:r>
-        <w:rPr>
-          <w:rFonts w:hint="default" w:ascii="Consolas" w:hAnsi="Consolas" w:eastAsia="Cascadia Mono" w:cs="Consolas"/>
-          <w:color w:val="FFD702"/>
-          <w:sz w:val="19"/>
-          <w:szCs w:val="24"/>
-          <w:highlight w:val="white"/>
-        </w:rPr>
-        <w:t>{</w:t>
-      </w:r>
-    </w:p>
-    <w:p>
-      <w:pPr>
-        <w:spacing w:beforeLines="0" w:afterLines="0" w:line="240" w:lineRule="auto"/>
-        <w:jc w:val="left"/>
-        <w:rPr>
-          <w:rFonts w:hint="default" w:ascii="Consolas" w:hAnsi="Consolas" w:eastAsia="Cascadia Mono" w:cs="Consolas"/>
-          <w:color w:val="000000"/>
-          <w:sz w:val="19"/>
-          <w:szCs w:val="24"/>
-          <w:highlight w:val="white"/>
-        </w:rPr>
-      </w:pPr>
-      <w:r>
-        <w:rPr>
-          <w:rFonts w:hint="default" w:ascii="Consolas" w:hAnsi="Consolas" w:eastAsia="Cascadia Mono" w:cs="Consolas"/>
-          <w:color w:val="000000"/>
-          <w:sz w:val="19"/>
-          <w:szCs w:val="24"/>
-          <w:highlight w:val="white"/>
-        </w:rPr>
-        <w:t xml:space="preserve">        cout </w:t>
-      </w:r>
-      <w:r>
-        <w:rPr>
-          <w:rFonts w:hint="default" w:ascii="Consolas" w:hAnsi="Consolas" w:eastAsia="Cascadia Mono" w:cs="Consolas"/>
-          <w:color w:val="008080"/>
-          <w:sz w:val="19"/>
-          <w:szCs w:val="24"/>
-          <w:highlight w:val="white"/>
-        </w:rPr>
-        <w:t>&lt;&lt;</w:t>
-      </w:r>
-      <w:r>
-        <w:rPr>
-          <w:rFonts w:hint="default" w:ascii="Consolas" w:hAnsi="Consolas" w:eastAsia="Cascadia Mono" w:cs="Consolas"/>
-          <w:color w:val="000000"/>
-          <w:sz w:val="19"/>
-          <w:szCs w:val="24"/>
-          <w:highlight w:val="white"/>
-        </w:rPr>
-        <w:t xml:space="preserve"> </w:t>
-      </w:r>
-      <w:r>
-        <w:rPr>
-          <w:rFonts w:hint="default" w:ascii="Consolas" w:hAnsi="Consolas" w:eastAsia="Cascadia Mono" w:cs="Consolas"/>
-          <w:color w:val="A31515"/>
-          <w:sz w:val="19"/>
-          <w:szCs w:val="24"/>
-          <w:highlight w:val="white"/>
-        </w:rPr>
-        <w:t>"Строка ["</w:t>
-      </w:r>
-      <w:r>
-        <w:rPr>
-          <w:rFonts w:hint="default" w:ascii="Consolas" w:hAnsi="Consolas" w:eastAsia="Cascadia Mono" w:cs="Consolas"/>
-          <w:color w:val="000000"/>
-          <w:sz w:val="19"/>
-          <w:szCs w:val="24"/>
-          <w:highlight w:val="white"/>
-        </w:rPr>
-        <w:t xml:space="preserve"> </w:t>
-      </w:r>
-      <w:r>
-        <w:rPr>
-          <w:rFonts w:hint="default" w:ascii="Consolas" w:hAnsi="Consolas" w:eastAsia="Cascadia Mono" w:cs="Consolas"/>
-          <w:color w:val="008080"/>
-          <w:sz w:val="19"/>
-          <w:szCs w:val="24"/>
-          <w:highlight w:val="white"/>
-        </w:rPr>
-        <w:t>&lt;&lt;</w:t>
-      </w:r>
-      <w:r>
-        <w:rPr>
-          <w:rFonts w:hint="default" w:ascii="Consolas" w:hAnsi="Consolas" w:eastAsia="Cascadia Mono" w:cs="Consolas"/>
-          <w:color w:val="000000"/>
-          <w:sz w:val="19"/>
-          <w:szCs w:val="24"/>
-          <w:highlight w:val="white"/>
-        </w:rPr>
-        <w:t xml:space="preserve"> i + 1 </w:t>
-      </w:r>
-      <w:r>
-        <w:rPr>
-          <w:rFonts w:hint="default" w:ascii="Consolas" w:hAnsi="Consolas" w:eastAsia="Cascadia Mono" w:cs="Consolas"/>
-          <w:color w:val="008080"/>
-          <w:sz w:val="19"/>
-          <w:szCs w:val="24"/>
-          <w:highlight w:val="white"/>
-        </w:rPr>
-        <w:t>&lt;&lt;</w:t>
-      </w:r>
-      <w:r>
-        <w:rPr>
-          <w:rFonts w:hint="default" w:ascii="Consolas" w:hAnsi="Consolas" w:eastAsia="Cascadia Mono" w:cs="Consolas"/>
-          <w:color w:val="000000"/>
-          <w:sz w:val="19"/>
-          <w:szCs w:val="24"/>
-          <w:highlight w:val="white"/>
-        </w:rPr>
-        <w:t xml:space="preserve"> </w:t>
-      </w:r>
-      <w:r>
-        <w:rPr>
-          <w:rFonts w:hint="default" w:ascii="Consolas" w:hAnsi="Consolas" w:eastAsia="Cascadia Mono" w:cs="Consolas"/>
-          <w:color w:val="A31515"/>
-          <w:sz w:val="19"/>
-          <w:szCs w:val="24"/>
-          <w:highlight w:val="white"/>
-        </w:rPr>
-        <w:t>"]: "</w:t>
-      </w:r>
-      <w:r>
-        <w:rPr>
-          <w:rFonts w:hint="default" w:ascii="Consolas" w:hAnsi="Consolas" w:eastAsia="Cascadia Mono" w:cs="Consolas"/>
-          <w:color w:val="000000"/>
-          <w:sz w:val="19"/>
-          <w:szCs w:val="24"/>
-          <w:highlight w:val="white"/>
-        </w:rPr>
-        <w:t>;</w:t>
-      </w:r>
-    </w:p>
-    <w:p>
-      <w:pPr>
-        <w:spacing w:beforeLines="0" w:afterLines="0" w:line="240" w:lineRule="auto"/>
-        <w:jc w:val="left"/>
-        <w:rPr>
-          <w:rFonts w:hint="default" w:ascii="Consolas" w:hAnsi="Consolas" w:eastAsia="Cascadia Mono" w:cs="Consolas"/>
-          <w:color w:val="000000"/>
-          <w:sz w:val="19"/>
-          <w:szCs w:val="24"/>
-          <w:highlight w:val="white"/>
-        </w:rPr>
-      </w:pPr>
-      <w:r>
-        <w:rPr>
-          <w:rFonts w:hint="default" w:ascii="Consolas" w:hAnsi="Consolas" w:eastAsia="Cascadia Mono" w:cs="Consolas"/>
-          <w:color w:val="000000"/>
-          <w:sz w:val="19"/>
-          <w:szCs w:val="24"/>
-          <w:highlight w:val="white"/>
-        </w:rPr>
-        <w:t xml:space="preserve">        getline</w:t>
-      </w:r>
-      <w:r>
-        <w:rPr>
-          <w:rFonts w:hint="default" w:ascii="Consolas" w:hAnsi="Consolas" w:eastAsia="Cascadia Mono" w:cs="Consolas"/>
-          <w:color w:val="D86AC2"/>
-          <w:sz w:val="19"/>
-          <w:szCs w:val="24"/>
-          <w:highlight w:val="white"/>
-        </w:rPr>
-        <w:t>(</w:t>
-      </w:r>
-      <w:r>
-        <w:rPr>
-          <w:rFonts w:hint="default" w:ascii="Consolas" w:hAnsi="Consolas" w:eastAsia="Cascadia Mono" w:cs="Consolas"/>
-          <w:color w:val="000000"/>
-          <w:sz w:val="19"/>
-          <w:szCs w:val="24"/>
-          <w:highlight w:val="white"/>
-        </w:rPr>
-        <w:t>cin, arr[i]</w:t>
-      </w:r>
-      <w:r>
-        <w:rPr>
-          <w:rFonts w:hint="default" w:ascii="Consolas" w:hAnsi="Consolas" w:eastAsia="Cascadia Mono" w:cs="Consolas"/>
-          <w:color w:val="D86AC2"/>
-          <w:sz w:val="19"/>
-          <w:szCs w:val="24"/>
-          <w:highlight w:val="white"/>
-        </w:rPr>
-        <w:t>)</w:t>
-      </w:r>
-      <w:r>
-        <w:rPr>
-          <w:rFonts w:hint="default" w:ascii="Consolas" w:hAnsi="Consolas" w:eastAsia="Cascadia Mono" w:cs="Consolas"/>
-          <w:color w:val="000000"/>
-          <w:sz w:val="19"/>
-          <w:szCs w:val="24"/>
-          <w:highlight w:val="white"/>
-        </w:rPr>
-        <w:t>;</w:t>
-      </w:r>
-    </w:p>
-    <w:p>
-      <w:pPr>
-        <w:spacing w:beforeLines="0" w:afterLines="0" w:line="240" w:lineRule="auto"/>
-        <w:jc w:val="left"/>
-        <w:rPr>
-          <w:rFonts w:hint="default" w:ascii="Consolas" w:hAnsi="Consolas" w:eastAsia="Cascadia Mono" w:cs="Consolas"/>
-          <w:color w:val="000000"/>
-          <w:sz w:val="19"/>
-          <w:szCs w:val="24"/>
-          <w:highlight w:val="white"/>
-        </w:rPr>
-      </w:pPr>
-      <w:r>
-        <w:rPr>
-          <w:rFonts w:hint="default" w:ascii="Consolas" w:hAnsi="Consolas" w:eastAsia="Cascadia Mono" w:cs="Consolas"/>
-          <w:color w:val="000000"/>
-          <w:sz w:val="19"/>
-          <w:szCs w:val="24"/>
-          <w:highlight w:val="white"/>
-        </w:rPr>
-        <w:t xml:space="preserve">    </w:t>
-      </w:r>
-      <w:r>
-        <w:rPr>
-          <w:rFonts w:hint="default" w:ascii="Consolas" w:hAnsi="Consolas" w:eastAsia="Cascadia Mono" w:cs="Consolas"/>
-          <w:color w:val="FFD702"/>
-          <w:sz w:val="19"/>
-          <w:szCs w:val="24"/>
-          <w:highlight w:val="white"/>
-        </w:rPr>
-        <w:t>}</w:t>
-      </w:r>
-    </w:p>
-    <w:p>
-      <w:pPr>
-        <w:spacing w:beforeLines="0" w:afterLines="0" w:line="240" w:lineRule="auto"/>
-        <w:jc w:val="left"/>
-        <w:rPr>
-          <w:rFonts w:hint="default" w:ascii="Consolas" w:hAnsi="Consolas" w:eastAsia="Cascadia Mono" w:cs="Consolas"/>
-          <w:color w:val="000000"/>
-          <w:sz w:val="19"/>
-          <w:szCs w:val="24"/>
-          <w:highlight w:val="white"/>
-        </w:rPr>
-      </w:pPr>
-    </w:p>
-    <w:p>
-      <w:pPr>
-        <w:spacing w:beforeLines="0" w:afterLines="0" w:line="240" w:lineRule="auto"/>
-        <w:jc w:val="left"/>
-        <w:rPr>
-          <w:rFonts w:hint="default" w:ascii="Consolas" w:hAnsi="Consolas" w:eastAsia="Cascadia Mono" w:cs="Consolas"/>
-          <w:color w:val="000000"/>
-          <w:sz w:val="19"/>
-          <w:szCs w:val="24"/>
-          <w:highlight w:val="white"/>
-        </w:rPr>
-      </w:pPr>
-      <w:r>
-        <w:rPr>
-          <w:rFonts w:hint="default" w:ascii="Consolas" w:hAnsi="Consolas" w:eastAsia="Cascadia Mono" w:cs="Consolas"/>
-          <w:color w:val="000000"/>
-          <w:sz w:val="19"/>
-          <w:szCs w:val="24"/>
-          <w:highlight w:val="white"/>
-        </w:rPr>
-        <w:t xml:space="preserve">    </w:t>
-      </w:r>
-      <w:r>
-        <w:rPr>
-          <w:rFonts w:hint="default" w:ascii="Consolas" w:hAnsi="Consolas" w:eastAsia="Cascadia Mono" w:cs="Consolas"/>
-          <w:color w:val="0000FF"/>
-          <w:sz w:val="19"/>
-          <w:szCs w:val="24"/>
-          <w:highlight w:val="white"/>
-        </w:rPr>
-        <w:t>int</w:t>
-      </w:r>
-      <w:r>
-        <w:rPr>
-          <w:rFonts w:hint="default" w:ascii="Consolas" w:hAnsi="Consolas" w:eastAsia="Cascadia Mono" w:cs="Consolas"/>
-          <w:color w:val="000000"/>
-          <w:sz w:val="19"/>
-          <w:szCs w:val="24"/>
-          <w:highlight w:val="white"/>
-        </w:rPr>
-        <w:t xml:space="preserve"> maxIndex = 0;</w:t>
-      </w:r>
-    </w:p>
-    <w:p>
-      <w:pPr>
-        <w:spacing w:beforeLines="0" w:afterLines="0" w:line="240" w:lineRule="auto"/>
-        <w:jc w:val="left"/>
-        <w:rPr>
-          <w:rFonts w:hint="default" w:ascii="Consolas" w:hAnsi="Consolas" w:eastAsia="Cascadia Mono" w:cs="Consolas"/>
-          <w:color w:val="000000"/>
-          <w:sz w:val="19"/>
-          <w:szCs w:val="24"/>
-          <w:highlight w:val="white"/>
-        </w:rPr>
-      </w:pPr>
-      <w:r>
-        <w:rPr>
-          <w:rFonts w:hint="default" w:ascii="Consolas" w:hAnsi="Consolas" w:eastAsia="Cascadia Mono" w:cs="Consolas"/>
-          <w:color w:val="000000"/>
-          <w:sz w:val="19"/>
-          <w:szCs w:val="24"/>
-          <w:highlight w:val="white"/>
-        </w:rPr>
-        <w:t xml:space="preserve">    </w:t>
-      </w:r>
-      <w:r>
-        <w:rPr>
-          <w:rFonts w:hint="default" w:ascii="Consolas" w:hAnsi="Consolas" w:eastAsia="Cascadia Mono" w:cs="Consolas"/>
-          <w:color w:val="0000FF"/>
-          <w:sz w:val="19"/>
-          <w:szCs w:val="24"/>
-          <w:highlight w:val="white"/>
-        </w:rPr>
-        <w:t>for</w:t>
-      </w:r>
-      <w:r>
-        <w:rPr>
-          <w:rFonts w:hint="default" w:ascii="Consolas" w:hAnsi="Consolas" w:eastAsia="Cascadia Mono" w:cs="Consolas"/>
-          <w:color w:val="000000"/>
-          <w:sz w:val="19"/>
-          <w:szCs w:val="24"/>
-          <w:highlight w:val="white"/>
-        </w:rPr>
-        <w:t xml:space="preserve"> </w:t>
-      </w:r>
-      <w:r>
-        <w:rPr>
-          <w:rFonts w:hint="default" w:ascii="Consolas" w:hAnsi="Consolas" w:eastAsia="Cascadia Mono" w:cs="Consolas"/>
-          <w:color w:val="FFD702"/>
-          <w:sz w:val="19"/>
-          <w:szCs w:val="24"/>
-          <w:highlight w:val="white"/>
-        </w:rPr>
-        <w:t>(</w:t>
-      </w:r>
-      <w:r>
-        <w:rPr>
-          <w:rFonts w:hint="default" w:ascii="Consolas" w:hAnsi="Consolas" w:eastAsia="Cascadia Mono" w:cs="Consolas"/>
-          <w:color w:val="0000FF"/>
-          <w:sz w:val="19"/>
-          <w:szCs w:val="24"/>
-          <w:highlight w:val="white"/>
-        </w:rPr>
-        <w:t>int</w:t>
-      </w:r>
-      <w:r>
-        <w:rPr>
-          <w:rFonts w:hint="default" w:ascii="Consolas" w:hAnsi="Consolas" w:eastAsia="Cascadia Mono" w:cs="Consolas"/>
-          <w:color w:val="000000"/>
-          <w:sz w:val="19"/>
-          <w:szCs w:val="24"/>
-          <w:highlight w:val="white"/>
-        </w:rPr>
-        <w:t xml:space="preserve"> i = 1; i &lt; n; i++</w:t>
-      </w:r>
-      <w:r>
-        <w:rPr>
-          <w:rFonts w:hint="default" w:ascii="Consolas" w:hAnsi="Consolas" w:eastAsia="Cascadia Mono" w:cs="Consolas"/>
-          <w:color w:val="FFD702"/>
-          <w:sz w:val="19"/>
-          <w:szCs w:val="24"/>
-          <w:highlight w:val="white"/>
-        </w:rPr>
-        <w:t>)</w:t>
-      </w:r>
-      <w:r>
-        <w:rPr>
-          <w:rFonts w:hint="default" w:ascii="Consolas" w:hAnsi="Consolas" w:eastAsia="Cascadia Mono" w:cs="Consolas"/>
-          <w:color w:val="000000"/>
-          <w:sz w:val="19"/>
-          <w:szCs w:val="24"/>
-          <w:highlight w:val="white"/>
-        </w:rPr>
-        <w:t xml:space="preserve"> </w:t>
-      </w:r>
-      <w:r>
-        <w:rPr>
-          <w:rFonts w:hint="default" w:ascii="Consolas" w:hAnsi="Consolas" w:eastAsia="Cascadia Mono" w:cs="Consolas"/>
-          <w:color w:val="FFD702"/>
-          <w:sz w:val="19"/>
-          <w:szCs w:val="24"/>
-          <w:highlight w:val="white"/>
-        </w:rPr>
-        <w:t>{</w:t>
-      </w:r>
-    </w:p>
-    <w:p>
-      <w:pPr>
-        <w:spacing w:beforeLines="0" w:afterLines="0" w:line="240" w:lineRule="auto"/>
-        <w:jc w:val="left"/>
-        <w:rPr>
-          <w:rFonts w:hint="default" w:ascii="Consolas" w:hAnsi="Consolas" w:eastAsia="Cascadia Mono" w:cs="Consolas"/>
-          <w:color w:val="000000"/>
-          <w:sz w:val="19"/>
-          <w:szCs w:val="24"/>
-          <w:highlight w:val="white"/>
-        </w:rPr>
-      </w:pPr>
-      <w:r>
-        <w:rPr>
-          <w:rFonts w:hint="default" w:ascii="Consolas" w:hAnsi="Consolas" w:eastAsia="Cascadia Mono" w:cs="Consolas"/>
-          <w:color w:val="000000"/>
-          <w:sz w:val="19"/>
-          <w:szCs w:val="24"/>
-          <w:highlight w:val="white"/>
-        </w:rPr>
-        <w:t xml:space="preserve">        </w:t>
-      </w:r>
-      <w:r>
-        <w:rPr>
-          <w:rFonts w:hint="default" w:ascii="Consolas" w:hAnsi="Consolas" w:eastAsia="Cascadia Mono" w:cs="Consolas"/>
-          <w:color w:val="0000FF"/>
-          <w:sz w:val="19"/>
-          <w:szCs w:val="24"/>
-          <w:highlight w:val="white"/>
-        </w:rPr>
-        <w:t>if</w:t>
-      </w:r>
-      <w:r>
-        <w:rPr>
-          <w:rFonts w:hint="default" w:ascii="Consolas" w:hAnsi="Consolas" w:eastAsia="Cascadia Mono" w:cs="Consolas"/>
-          <w:color w:val="000000"/>
-          <w:sz w:val="19"/>
-          <w:szCs w:val="24"/>
-          <w:highlight w:val="white"/>
-        </w:rPr>
-        <w:t xml:space="preserve"> </w:t>
-      </w:r>
-      <w:r>
-        <w:rPr>
-          <w:rFonts w:hint="default" w:ascii="Consolas" w:hAnsi="Consolas" w:eastAsia="Cascadia Mono" w:cs="Consolas"/>
-          <w:color w:val="D86AC2"/>
-          <w:sz w:val="19"/>
-          <w:szCs w:val="24"/>
-          <w:highlight w:val="white"/>
-        </w:rPr>
-        <w:t>(</w:t>
-      </w:r>
-      <w:r>
-        <w:rPr>
-          <w:rFonts w:hint="default" w:ascii="Consolas" w:hAnsi="Consolas" w:eastAsia="Cascadia Mono" w:cs="Consolas"/>
-          <w:color w:val="000000"/>
-          <w:sz w:val="19"/>
-          <w:szCs w:val="24"/>
-          <w:highlight w:val="white"/>
-        </w:rPr>
-        <w:t>arr[i].length</w:t>
-      </w:r>
-      <w:r>
-        <w:rPr>
-          <w:rFonts w:hint="default" w:ascii="Consolas" w:hAnsi="Consolas" w:eastAsia="Cascadia Mono" w:cs="Consolas"/>
-          <w:color w:val="1A94FF"/>
-          <w:sz w:val="19"/>
-          <w:szCs w:val="24"/>
-          <w:highlight w:val="white"/>
-        </w:rPr>
-        <w:t>()</w:t>
-      </w:r>
-      <w:r>
-        <w:rPr>
-          <w:rFonts w:hint="default" w:ascii="Consolas" w:hAnsi="Consolas" w:eastAsia="Cascadia Mono" w:cs="Consolas"/>
-          <w:color w:val="000000"/>
-          <w:sz w:val="19"/>
-          <w:szCs w:val="24"/>
-          <w:highlight w:val="white"/>
-        </w:rPr>
-        <w:t xml:space="preserve"> &gt; arr[maxIndex].length</w:t>
-      </w:r>
-      <w:r>
-        <w:rPr>
-          <w:rFonts w:hint="default" w:ascii="Consolas" w:hAnsi="Consolas" w:eastAsia="Cascadia Mono" w:cs="Consolas"/>
-          <w:color w:val="1A94FF"/>
-          <w:sz w:val="19"/>
-          <w:szCs w:val="24"/>
-          <w:highlight w:val="white"/>
-        </w:rPr>
-        <w:t>()</w:t>
-      </w:r>
-      <w:r>
-        <w:rPr>
-          <w:rFonts w:hint="default" w:ascii="Consolas" w:hAnsi="Consolas" w:eastAsia="Cascadia Mono" w:cs="Consolas"/>
-          <w:color w:val="D86AC2"/>
-          <w:sz w:val="19"/>
-          <w:szCs w:val="24"/>
-          <w:highlight w:val="white"/>
-        </w:rPr>
-        <w:t>)</w:t>
-      </w:r>
-      <w:r>
-        <w:rPr>
-          <w:rFonts w:hint="default" w:ascii="Consolas" w:hAnsi="Consolas" w:eastAsia="Cascadia Mono" w:cs="Consolas"/>
-          <w:color w:val="000000"/>
-          <w:sz w:val="19"/>
-          <w:szCs w:val="24"/>
-          <w:highlight w:val="white"/>
-        </w:rPr>
-        <w:t xml:space="preserve"> </w:t>
-      </w:r>
-      <w:r>
-        <w:rPr>
-          <w:rFonts w:hint="default" w:ascii="Consolas" w:hAnsi="Consolas" w:eastAsia="Cascadia Mono" w:cs="Consolas"/>
-          <w:color w:val="D86AC2"/>
-          <w:sz w:val="19"/>
-          <w:szCs w:val="24"/>
-          <w:highlight w:val="white"/>
-        </w:rPr>
-        <w:t>{</w:t>
-      </w:r>
-    </w:p>
-    <w:p>
-      <w:pPr>
-        <w:spacing w:beforeLines="0" w:afterLines="0" w:line="240" w:lineRule="auto"/>
-        <w:jc w:val="left"/>
-        <w:rPr>
-          <w:rFonts w:hint="default" w:ascii="Consolas" w:hAnsi="Consolas" w:eastAsia="Cascadia Mono" w:cs="Consolas"/>
-          <w:color w:val="000000"/>
-          <w:sz w:val="19"/>
-          <w:szCs w:val="24"/>
-          <w:highlight w:val="white"/>
-        </w:rPr>
-      </w:pPr>
-      <w:r>
-        <w:rPr>
-          <w:rFonts w:hint="default" w:ascii="Consolas" w:hAnsi="Consolas" w:eastAsia="Cascadia Mono" w:cs="Consolas"/>
-          <w:color w:val="000000"/>
-          <w:sz w:val="19"/>
-          <w:szCs w:val="24"/>
-          <w:highlight w:val="white"/>
-        </w:rPr>
-        <w:t xml:space="preserve">            maxIndex = i;</w:t>
-      </w:r>
-    </w:p>
-    <w:p>
-      <w:pPr>
-        <w:spacing w:beforeLines="0" w:afterLines="0" w:line="240" w:lineRule="auto"/>
-        <w:jc w:val="left"/>
-        <w:rPr>
-          <w:rFonts w:hint="default" w:ascii="Consolas" w:hAnsi="Consolas" w:eastAsia="Cascadia Mono" w:cs="Consolas"/>
-          <w:color w:val="000000"/>
-          <w:sz w:val="19"/>
-          <w:szCs w:val="24"/>
-          <w:highlight w:val="white"/>
-        </w:rPr>
-      </w:pPr>
-      <w:r>
-        <w:rPr>
-          <w:rFonts w:hint="default" w:ascii="Consolas" w:hAnsi="Consolas" w:eastAsia="Cascadia Mono" w:cs="Consolas"/>
-          <w:color w:val="000000"/>
-          <w:sz w:val="19"/>
-          <w:szCs w:val="24"/>
-          <w:highlight w:val="white"/>
-        </w:rPr>
-        <w:t xml:space="preserve">        </w:t>
-      </w:r>
-      <w:r>
-        <w:rPr>
-          <w:rFonts w:hint="default" w:ascii="Consolas" w:hAnsi="Consolas" w:eastAsia="Cascadia Mono" w:cs="Consolas"/>
-          <w:color w:val="D86AC2"/>
-          <w:sz w:val="19"/>
-          <w:szCs w:val="24"/>
-          <w:highlight w:val="white"/>
-        </w:rPr>
-        <w:t>}</w:t>
-      </w:r>
-    </w:p>
-    <w:p>
-      <w:pPr>
-        <w:spacing w:beforeLines="0" w:afterLines="0" w:line="240" w:lineRule="auto"/>
-        <w:jc w:val="left"/>
-        <w:rPr>
-          <w:rFonts w:hint="default" w:ascii="Consolas" w:hAnsi="Consolas" w:eastAsia="Cascadia Mono" w:cs="Consolas"/>
-          <w:color w:val="000000"/>
-          <w:sz w:val="19"/>
-          <w:szCs w:val="24"/>
-          <w:highlight w:val="white"/>
-        </w:rPr>
-      </w:pPr>
-      <w:r>
-        <w:rPr>
-          <w:rFonts w:hint="default" w:ascii="Consolas" w:hAnsi="Consolas" w:eastAsia="Cascadia Mono" w:cs="Consolas"/>
-          <w:color w:val="000000"/>
-          <w:sz w:val="19"/>
-          <w:szCs w:val="24"/>
-          <w:highlight w:val="white"/>
-        </w:rPr>
-        <w:t xml:space="preserve">    </w:t>
-      </w:r>
-      <w:r>
-        <w:rPr>
-          <w:rFonts w:hint="default" w:ascii="Consolas" w:hAnsi="Consolas" w:eastAsia="Cascadia Mono" w:cs="Consolas"/>
-          <w:color w:val="FFD702"/>
-          <w:sz w:val="19"/>
-          <w:szCs w:val="24"/>
-          <w:highlight w:val="white"/>
-        </w:rPr>
-        <w:t>}</w:t>
-      </w:r>
-    </w:p>
-    <w:p>
-      <w:pPr>
-        <w:spacing w:beforeLines="0" w:afterLines="0" w:line="240" w:lineRule="auto"/>
-        <w:jc w:val="left"/>
-        <w:rPr>
-          <w:rFonts w:hint="default" w:ascii="Consolas" w:hAnsi="Consolas" w:eastAsia="Cascadia Mono" w:cs="Consolas"/>
-          <w:color w:val="000000"/>
-          <w:sz w:val="19"/>
-          <w:szCs w:val="24"/>
-          <w:highlight w:val="white"/>
-        </w:rPr>
-      </w:pPr>
-    </w:p>
-    <w:p>
-      <w:pPr>
-        <w:spacing w:beforeLines="0" w:afterLines="0" w:line="240" w:lineRule="auto"/>
-        <w:jc w:val="left"/>
-        <w:rPr>
-          <w:rFonts w:hint="default" w:ascii="Consolas" w:hAnsi="Consolas" w:eastAsia="Cascadia Mono" w:cs="Consolas"/>
-          <w:color w:val="000000"/>
-          <w:sz w:val="19"/>
-          <w:szCs w:val="24"/>
-          <w:highlight w:val="white"/>
-        </w:rPr>
-      </w:pPr>
-      <w:r>
-        <w:rPr>
-          <w:rFonts w:hint="default" w:ascii="Consolas" w:hAnsi="Consolas" w:eastAsia="Cascadia Mono" w:cs="Consolas"/>
-          <w:color w:val="000000"/>
-          <w:sz w:val="19"/>
-          <w:szCs w:val="24"/>
-          <w:highlight w:val="white"/>
-        </w:rPr>
-        <w:t xml:space="preserve">    </w:t>
-      </w:r>
-      <w:r>
-        <w:rPr>
-          <w:rFonts w:hint="default" w:ascii="Consolas" w:hAnsi="Consolas" w:eastAsia="Cascadia Mono" w:cs="Consolas"/>
-          <w:color w:val="0000FF"/>
-          <w:sz w:val="19"/>
-          <w:szCs w:val="24"/>
-          <w:highlight w:val="white"/>
-        </w:rPr>
-        <w:t>if</w:t>
-      </w:r>
-      <w:r>
-        <w:rPr>
-          <w:rFonts w:hint="default" w:ascii="Consolas" w:hAnsi="Consolas" w:eastAsia="Cascadia Mono" w:cs="Consolas"/>
-          <w:color w:val="000000"/>
-          <w:sz w:val="19"/>
-          <w:szCs w:val="24"/>
-          <w:highlight w:val="white"/>
-        </w:rPr>
-        <w:t xml:space="preserve"> </w:t>
-      </w:r>
-      <w:r>
-        <w:rPr>
-          <w:rFonts w:hint="default" w:ascii="Consolas" w:hAnsi="Consolas" w:eastAsia="Cascadia Mono" w:cs="Consolas"/>
-          <w:color w:val="FFD702"/>
-          <w:sz w:val="19"/>
-          <w:szCs w:val="24"/>
-          <w:highlight w:val="white"/>
-        </w:rPr>
-        <w:t>(</w:t>
-      </w:r>
-      <w:r>
-        <w:rPr>
-          <w:rFonts w:hint="default" w:ascii="Consolas" w:hAnsi="Consolas" w:eastAsia="Cascadia Mono" w:cs="Consolas"/>
-          <w:color w:val="000000"/>
-          <w:sz w:val="19"/>
-          <w:szCs w:val="24"/>
-          <w:highlight w:val="white"/>
-        </w:rPr>
-        <w:t>n == 1</w:t>
-      </w:r>
-      <w:r>
-        <w:rPr>
-          <w:rFonts w:hint="default" w:ascii="Consolas" w:hAnsi="Consolas" w:eastAsia="Cascadia Mono" w:cs="Consolas"/>
-          <w:color w:val="FFD702"/>
-          <w:sz w:val="19"/>
-          <w:szCs w:val="24"/>
-          <w:highlight w:val="white"/>
-        </w:rPr>
-        <w:t>)</w:t>
-      </w:r>
-      <w:r>
-        <w:rPr>
-          <w:rFonts w:hint="default" w:ascii="Consolas" w:hAnsi="Consolas" w:eastAsia="Cascadia Mono" w:cs="Consolas"/>
-          <w:color w:val="000000"/>
-          <w:sz w:val="19"/>
-          <w:szCs w:val="24"/>
-          <w:highlight w:val="white"/>
-        </w:rPr>
-        <w:t xml:space="preserve"> </w:t>
-      </w:r>
-      <w:r>
-        <w:rPr>
-          <w:rFonts w:hint="default" w:ascii="Consolas" w:hAnsi="Consolas" w:eastAsia="Cascadia Mono" w:cs="Consolas"/>
-          <w:color w:val="FFD702"/>
-          <w:sz w:val="19"/>
-          <w:szCs w:val="24"/>
-          <w:highlight w:val="white"/>
-        </w:rPr>
-        <w:t>{</w:t>
-      </w:r>
-    </w:p>
-    <w:p>
-      <w:pPr>
-        <w:spacing w:beforeLines="0" w:afterLines="0" w:line="240" w:lineRule="auto"/>
-        <w:jc w:val="left"/>
-        <w:rPr>
-          <w:rFonts w:hint="default" w:ascii="Consolas" w:hAnsi="Consolas" w:eastAsia="Cascadia Mono" w:cs="Consolas"/>
-          <w:color w:val="000000"/>
-          <w:sz w:val="19"/>
-          <w:szCs w:val="24"/>
-          <w:highlight w:val="white"/>
-        </w:rPr>
-      </w:pPr>
-      <w:r>
-        <w:rPr>
-          <w:rFonts w:hint="default" w:ascii="Consolas" w:hAnsi="Consolas" w:eastAsia="Cascadia Mono" w:cs="Consolas"/>
-          <w:color w:val="000000"/>
-          <w:sz w:val="19"/>
-          <w:szCs w:val="24"/>
-          <w:highlight w:val="white"/>
-        </w:rPr>
-        <w:t xml:space="preserve">        </w:t>
-      </w:r>
-      <w:r>
-        <w:rPr>
-          <w:rFonts w:hint="default" w:ascii="Consolas" w:hAnsi="Consolas" w:eastAsia="Cascadia Mono" w:cs="Consolas"/>
-          <w:color w:val="0000FF"/>
-          <w:sz w:val="19"/>
-          <w:szCs w:val="24"/>
-          <w:highlight w:val="white"/>
-        </w:rPr>
-        <w:t>delete[]</w:t>
-      </w:r>
-      <w:r>
-        <w:rPr>
-          <w:rFonts w:hint="default" w:ascii="Consolas" w:hAnsi="Consolas" w:eastAsia="Cascadia Mono" w:cs="Consolas"/>
-          <w:color w:val="000000"/>
-          <w:sz w:val="19"/>
-          <w:szCs w:val="24"/>
-          <w:highlight w:val="white"/>
-        </w:rPr>
-        <w:t xml:space="preserve"> arr;</w:t>
-      </w:r>
-    </w:p>
-    <w:p>
-      <w:pPr>
-        <w:spacing w:beforeLines="0" w:afterLines="0" w:line="240" w:lineRule="auto"/>
-        <w:jc w:val="left"/>
-        <w:rPr>
-          <w:rFonts w:hint="default" w:ascii="Consolas" w:hAnsi="Consolas" w:eastAsia="Cascadia Mono" w:cs="Consolas"/>
-          <w:color w:val="000000"/>
-          <w:sz w:val="19"/>
-          <w:szCs w:val="24"/>
-          <w:highlight w:val="white"/>
-        </w:rPr>
-      </w:pPr>
-      <w:r>
-        <w:rPr>
-          <w:rFonts w:hint="default" w:ascii="Consolas" w:hAnsi="Consolas" w:eastAsia="Cascadia Mono" w:cs="Consolas"/>
-          <w:color w:val="000000"/>
-          <w:sz w:val="19"/>
-          <w:szCs w:val="24"/>
-          <w:highlight w:val="white"/>
-        </w:rPr>
-        <w:t xml:space="preserve">        cout </w:t>
-      </w:r>
-      <w:r>
-        <w:rPr>
-          <w:rFonts w:hint="default" w:ascii="Consolas" w:hAnsi="Consolas" w:eastAsia="Cascadia Mono" w:cs="Consolas"/>
-          <w:color w:val="008080"/>
-          <w:sz w:val="19"/>
-          <w:szCs w:val="24"/>
-          <w:highlight w:val="white"/>
-        </w:rPr>
-        <w:t>&lt;&lt;</w:t>
-      </w:r>
-      <w:r>
-        <w:rPr>
-          <w:rFonts w:hint="default" w:ascii="Consolas" w:hAnsi="Consolas" w:eastAsia="Cascadia Mono" w:cs="Consolas"/>
-          <w:color w:val="000000"/>
-          <w:sz w:val="19"/>
-          <w:szCs w:val="24"/>
-          <w:highlight w:val="white"/>
-        </w:rPr>
-        <w:t xml:space="preserve"> </w:t>
-      </w:r>
-      <w:r>
-        <w:rPr>
-          <w:rFonts w:hint="default" w:ascii="Consolas" w:hAnsi="Consolas" w:eastAsia="Cascadia Mono" w:cs="Consolas"/>
-          <w:color w:val="A31515"/>
-          <w:sz w:val="19"/>
-          <w:szCs w:val="24"/>
-          <w:highlight w:val="white"/>
-        </w:rPr>
-        <w:t>"Массив пуст.\n"</w:t>
-      </w:r>
-      <w:r>
-        <w:rPr>
-          <w:rFonts w:hint="default" w:ascii="Consolas" w:hAnsi="Consolas" w:eastAsia="Cascadia Mono" w:cs="Consolas"/>
-          <w:color w:val="000000"/>
-          <w:sz w:val="19"/>
-          <w:szCs w:val="24"/>
-          <w:highlight w:val="white"/>
-        </w:rPr>
-        <w:t>;</w:t>
-      </w:r>
-    </w:p>
-    <w:p>
-      <w:pPr>
-        <w:spacing w:beforeLines="0" w:afterLines="0" w:line="240" w:lineRule="auto"/>
-        <w:jc w:val="left"/>
-        <w:rPr>
-          <w:rFonts w:hint="default" w:ascii="Consolas" w:hAnsi="Consolas" w:eastAsia="Cascadia Mono" w:cs="Consolas"/>
-          <w:color w:val="000000"/>
-          <w:sz w:val="19"/>
-          <w:szCs w:val="24"/>
-          <w:highlight w:val="white"/>
-        </w:rPr>
-      </w:pPr>
-      <w:r>
-        <w:rPr>
-          <w:rFonts w:hint="default" w:ascii="Consolas" w:hAnsi="Consolas" w:eastAsia="Cascadia Mono" w:cs="Consolas"/>
-          <w:color w:val="000000"/>
-          <w:sz w:val="19"/>
-          <w:szCs w:val="24"/>
-          <w:highlight w:val="white"/>
-        </w:rPr>
-        <w:t xml:space="preserve">        </w:t>
-      </w:r>
-      <w:r>
-        <w:rPr>
-          <w:rFonts w:hint="default" w:ascii="Consolas" w:hAnsi="Consolas" w:eastAsia="Cascadia Mono" w:cs="Consolas"/>
-          <w:color w:val="0000FF"/>
-          <w:sz w:val="19"/>
-          <w:szCs w:val="24"/>
-          <w:highlight w:val="white"/>
-        </w:rPr>
-        <w:t>return</w:t>
-      </w:r>
-      <w:r>
-        <w:rPr>
-          <w:rFonts w:hint="default" w:ascii="Consolas" w:hAnsi="Consolas" w:eastAsia="Cascadia Mono" w:cs="Consolas"/>
-          <w:color w:val="000000"/>
-          <w:sz w:val="19"/>
-          <w:szCs w:val="24"/>
-          <w:highlight w:val="white"/>
-        </w:rPr>
-        <w:t xml:space="preserve"> 0;</w:t>
-      </w:r>
-    </w:p>
-    <w:p>
-      <w:pPr>
-        <w:spacing w:beforeLines="0" w:afterLines="0" w:line="240" w:lineRule="auto"/>
-        <w:jc w:val="left"/>
-        <w:rPr>
-          <w:rFonts w:hint="default" w:ascii="Consolas" w:hAnsi="Consolas" w:eastAsia="Cascadia Mono" w:cs="Consolas"/>
-          <w:color w:val="000000"/>
-          <w:sz w:val="19"/>
-          <w:szCs w:val="24"/>
-          <w:highlight w:val="white"/>
-        </w:rPr>
-      </w:pPr>
-      <w:r>
-        <w:rPr>
-          <w:rFonts w:hint="default" w:ascii="Consolas" w:hAnsi="Consolas" w:eastAsia="Cascadia Mono" w:cs="Consolas"/>
-          <w:color w:val="000000"/>
-          <w:sz w:val="19"/>
-          <w:szCs w:val="24"/>
-          <w:highlight w:val="white"/>
-        </w:rPr>
-        <w:t xml:space="preserve">    </w:t>
-      </w:r>
-      <w:r>
-        <w:rPr>
-          <w:rFonts w:hint="default" w:ascii="Consolas" w:hAnsi="Consolas" w:eastAsia="Cascadia Mono" w:cs="Consolas"/>
-          <w:color w:val="FFD702"/>
-          <w:sz w:val="19"/>
-          <w:szCs w:val="24"/>
-          <w:highlight w:val="white"/>
-        </w:rPr>
-        <w:t>}</w:t>
-      </w:r>
-    </w:p>
-    <w:p>
-      <w:pPr>
-        <w:spacing w:beforeLines="0" w:afterLines="0" w:line="240" w:lineRule="auto"/>
-        <w:jc w:val="left"/>
-        <w:rPr>
-          <w:rFonts w:hint="default" w:ascii="Consolas" w:hAnsi="Consolas" w:eastAsia="Cascadia Mono" w:cs="Consolas"/>
-          <w:color w:val="000000"/>
-          <w:sz w:val="19"/>
-          <w:szCs w:val="24"/>
-          <w:highlight w:val="white"/>
-        </w:rPr>
-      </w:pPr>
-    </w:p>
-    <w:p>
-      <w:pPr>
-        <w:spacing w:beforeLines="0" w:afterLines="0" w:line="240" w:lineRule="auto"/>
-        <w:jc w:val="left"/>
-        <w:rPr>
-          <w:rFonts w:hint="default" w:ascii="Consolas" w:hAnsi="Consolas" w:eastAsia="Cascadia Mono" w:cs="Consolas"/>
-          <w:color w:val="000000"/>
-          <w:sz w:val="19"/>
-          <w:szCs w:val="24"/>
-          <w:highlight w:val="white"/>
-        </w:rPr>
-      </w:pPr>
-      <w:r>
-        <w:rPr>
-          <w:rFonts w:hint="default" w:ascii="Consolas" w:hAnsi="Consolas" w:eastAsia="Cascadia Mono" w:cs="Consolas"/>
-          <w:color w:val="000000"/>
-          <w:sz w:val="19"/>
-          <w:szCs w:val="24"/>
-          <w:highlight w:val="white"/>
-        </w:rPr>
-        <w:t xml:space="preserve">    </w:t>
-      </w:r>
-      <w:r>
-        <w:rPr>
-          <w:rFonts w:hint="default" w:ascii="Consolas" w:hAnsi="Consolas" w:eastAsia="Cascadia Mono" w:cs="Consolas"/>
-          <w:color w:val="2B91AF"/>
-          <w:sz w:val="19"/>
-          <w:szCs w:val="24"/>
-          <w:highlight w:val="white"/>
-        </w:rPr>
-        <w:t>string</w:t>
-      </w:r>
-      <w:r>
-        <w:rPr>
-          <w:rFonts w:hint="default" w:ascii="Consolas" w:hAnsi="Consolas" w:eastAsia="Cascadia Mono" w:cs="Consolas"/>
-          <w:color w:val="000000"/>
-          <w:sz w:val="19"/>
-          <w:szCs w:val="24"/>
-          <w:highlight w:val="white"/>
-        </w:rPr>
-        <w:t xml:space="preserve">* newArr = </w:t>
-      </w:r>
-      <w:r>
-        <w:rPr>
-          <w:rFonts w:hint="default" w:ascii="Consolas" w:hAnsi="Consolas" w:eastAsia="Cascadia Mono" w:cs="Consolas"/>
-          <w:color w:val="0000FF"/>
-          <w:sz w:val="19"/>
-          <w:szCs w:val="24"/>
-          <w:highlight w:val="white"/>
-        </w:rPr>
-        <w:t>new</w:t>
-      </w:r>
-      <w:r>
-        <w:rPr>
-          <w:rFonts w:hint="default" w:ascii="Consolas" w:hAnsi="Consolas" w:eastAsia="Cascadia Mono" w:cs="Consolas"/>
-          <w:color w:val="000000"/>
-          <w:sz w:val="19"/>
-          <w:szCs w:val="24"/>
-          <w:highlight w:val="white"/>
-        </w:rPr>
-        <w:t xml:space="preserve"> </w:t>
-      </w:r>
-      <w:r>
-        <w:rPr>
-          <w:rFonts w:hint="default" w:ascii="Consolas" w:hAnsi="Consolas" w:eastAsia="Cascadia Mono" w:cs="Consolas"/>
-          <w:color w:val="2B91AF"/>
-          <w:sz w:val="19"/>
-          <w:szCs w:val="24"/>
-          <w:highlight w:val="white"/>
-        </w:rPr>
-        <w:t>string</w:t>
-      </w:r>
-      <w:r>
-        <w:rPr>
-          <w:rFonts w:hint="default" w:ascii="Consolas" w:hAnsi="Consolas" w:eastAsia="Cascadia Mono" w:cs="Consolas"/>
-          <w:color w:val="000000"/>
-          <w:sz w:val="19"/>
-          <w:szCs w:val="24"/>
-          <w:highlight w:val="white"/>
-        </w:rPr>
-        <w:t>[n - 1];</w:t>
-      </w:r>
-    </w:p>
-    <w:p>
-      <w:pPr>
-        <w:spacing w:beforeLines="0" w:afterLines="0" w:line="240" w:lineRule="auto"/>
-        <w:jc w:val="left"/>
-        <w:rPr>
-          <w:rFonts w:hint="default" w:ascii="Consolas" w:hAnsi="Consolas" w:eastAsia="Cascadia Mono" w:cs="Consolas"/>
-          <w:color w:val="000000"/>
-          <w:sz w:val="19"/>
-          <w:szCs w:val="24"/>
-          <w:highlight w:val="white"/>
-        </w:rPr>
-      </w:pPr>
-    </w:p>
-    <w:p>
-      <w:pPr>
-        <w:spacing w:beforeLines="0" w:afterLines="0" w:line="240" w:lineRule="auto"/>
-        <w:jc w:val="left"/>
-        <w:rPr>
-          <w:rFonts w:hint="default" w:ascii="Consolas" w:hAnsi="Consolas" w:eastAsia="Cascadia Mono" w:cs="Consolas"/>
-          <w:color w:val="000000"/>
-          <w:sz w:val="19"/>
-          <w:szCs w:val="24"/>
-          <w:highlight w:val="white"/>
-        </w:rPr>
-      </w:pPr>
-      <w:r>
-        <w:rPr>
-          <w:rFonts w:hint="default" w:ascii="Consolas" w:hAnsi="Consolas" w:eastAsia="Cascadia Mono" w:cs="Consolas"/>
-          <w:color w:val="000000"/>
-          <w:sz w:val="19"/>
-          <w:szCs w:val="24"/>
-          <w:highlight w:val="white"/>
-        </w:rPr>
-        <w:t xml:space="preserve">    </w:t>
-      </w:r>
-      <w:r>
-        <w:rPr>
-          <w:rFonts w:hint="default" w:ascii="Consolas" w:hAnsi="Consolas" w:eastAsia="Cascadia Mono" w:cs="Consolas"/>
-          <w:color w:val="0000FF"/>
-          <w:sz w:val="19"/>
-          <w:szCs w:val="24"/>
-          <w:highlight w:val="white"/>
-        </w:rPr>
-        <w:t>int</w:t>
-      </w:r>
-      <w:r>
-        <w:rPr>
-          <w:rFonts w:hint="default" w:ascii="Consolas" w:hAnsi="Consolas" w:eastAsia="Cascadia Mono" w:cs="Consolas"/>
-          <w:color w:val="000000"/>
-          <w:sz w:val="19"/>
-          <w:szCs w:val="24"/>
-          <w:highlight w:val="white"/>
-        </w:rPr>
-        <w:t xml:space="preserve"> j = 0;</w:t>
-      </w:r>
-    </w:p>
-    <w:p>
-      <w:pPr>
-        <w:spacing w:beforeLines="0" w:afterLines="0" w:line="240" w:lineRule="auto"/>
-        <w:jc w:val="left"/>
-        <w:rPr>
-          <w:rFonts w:hint="default" w:ascii="Consolas" w:hAnsi="Consolas" w:eastAsia="Cascadia Mono" w:cs="Consolas"/>
-          <w:color w:val="000000"/>
-          <w:sz w:val="19"/>
-          <w:szCs w:val="24"/>
-          <w:highlight w:val="white"/>
-        </w:rPr>
-      </w:pPr>
-      <w:r>
-        <w:rPr>
-          <w:rFonts w:hint="default" w:ascii="Consolas" w:hAnsi="Consolas" w:eastAsia="Cascadia Mono" w:cs="Consolas"/>
-          <w:color w:val="000000"/>
-          <w:sz w:val="19"/>
-          <w:szCs w:val="24"/>
-          <w:highlight w:val="white"/>
-        </w:rPr>
-        <w:t xml:space="preserve">    </w:t>
-      </w:r>
-      <w:r>
-        <w:rPr>
-          <w:rFonts w:hint="default" w:ascii="Consolas" w:hAnsi="Consolas" w:eastAsia="Cascadia Mono" w:cs="Consolas"/>
-          <w:color w:val="0000FF"/>
-          <w:sz w:val="19"/>
-          <w:szCs w:val="24"/>
-          <w:highlight w:val="white"/>
-        </w:rPr>
-        <w:t>for</w:t>
-      </w:r>
-      <w:r>
-        <w:rPr>
-          <w:rFonts w:hint="default" w:ascii="Consolas" w:hAnsi="Consolas" w:eastAsia="Cascadia Mono" w:cs="Consolas"/>
-          <w:color w:val="000000"/>
-          <w:sz w:val="19"/>
-          <w:szCs w:val="24"/>
-          <w:highlight w:val="white"/>
-        </w:rPr>
-        <w:t xml:space="preserve"> </w:t>
-      </w:r>
-      <w:r>
-        <w:rPr>
-          <w:rFonts w:hint="default" w:ascii="Consolas" w:hAnsi="Consolas" w:eastAsia="Cascadia Mono" w:cs="Consolas"/>
-          <w:color w:val="FFD702"/>
-          <w:sz w:val="19"/>
-          <w:szCs w:val="24"/>
-          <w:highlight w:val="white"/>
-        </w:rPr>
-        <w:t>(</w:t>
-      </w:r>
-      <w:r>
-        <w:rPr>
-          <w:rFonts w:hint="default" w:ascii="Consolas" w:hAnsi="Consolas" w:eastAsia="Cascadia Mono" w:cs="Consolas"/>
-          <w:color w:val="0000FF"/>
-          <w:sz w:val="19"/>
-          <w:szCs w:val="24"/>
-          <w:highlight w:val="white"/>
-        </w:rPr>
-        <w:t>int</w:t>
-      </w:r>
-      <w:r>
-        <w:rPr>
-          <w:rFonts w:hint="default" w:ascii="Consolas" w:hAnsi="Consolas" w:eastAsia="Cascadia Mono" w:cs="Consolas"/>
-          <w:color w:val="000000"/>
-          <w:sz w:val="19"/>
-          <w:szCs w:val="24"/>
-          <w:highlight w:val="white"/>
-        </w:rPr>
-        <w:t xml:space="preserve"> i = 0; i &lt; n; i++</w:t>
-      </w:r>
-      <w:r>
-        <w:rPr>
-          <w:rFonts w:hint="default" w:ascii="Consolas" w:hAnsi="Consolas" w:eastAsia="Cascadia Mono" w:cs="Consolas"/>
-          <w:color w:val="FFD702"/>
-          <w:sz w:val="19"/>
-          <w:szCs w:val="24"/>
-          <w:highlight w:val="white"/>
-        </w:rPr>
-        <w:t>)</w:t>
-      </w:r>
-      <w:r>
-        <w:rPr>
-          <w:rFonts w:hint="default" w:ascii="Consolas" w:hAnsi="Consolas" w:eastAsia="Cascadia Mono" w:cs="Consolas"/>
-          <w:color w:val="000000"/>
-          <w:sz w:val="19"/>
-          <w:szCs w:val="24"/>
-          <w:highlight w:val="white"/>
-        </w:rPr>
-        <w:t xml:space="preserve"> </w:t>
-      </w:r>
-      <w:r>
-        <w:rPr>
-          <w:rFonts w:hint="default" w:ascii="Consolas" w:hAnsi="Consolas" w:eastAsia="Cascadia Mono" w:cs="Consolas"/>
-          <w:color w:val="FFD702"/>
-          <w:sz w:val="19"/>
-          <w:szCs w:val="24"/>
-          <w:highlight w:val="white"/>
-        </w:rPr>
-        <w:t>{</w:t>
-      </w:r>
-    </w:p>
-    <w:p>
-      <w:pPr>
-        <w:spacing w:beforeLines="0" w:afterLines="0" w:line="240" w:lineRule="auto"/>
-        <w:jc w:val="left"/>
-        <w:rPr>
-          <w:rFonts w:hint="default" w:ascii="Consolas" w:hAnsi="Consolas" w:eastAsia="Cascadia Mono" w:cs="Consolas"/>
-          <w:color w:val="000000"/>
-          <w:sz w:val="19"/>
-          <w:szCs w:val="24"/>
-          <w:highlight w:val="white"/>
-        </w:rPr>
-      </w:pPr>
-      <w:r>
-        <w:rPr>
-          <w:rFonts w:hint="default" w:ascii="Consolas" w:hAnsi="Consolas" w:eastAsia="Cascadia Mono" w:cs="Consolas"/>
-          <w:color w:val="000000"/>
-          <w:sz w:val="19"/>
-          <w:szCs w:val="24"/>
-          <w:highlight w:val="white"/>
-        </w:rPr>
-        <w:t xml:space="preserve">        </w:t>
-      </w:r>
-      <w:r>
-        <w:rPr>
-          <w:rFonts w:hint="default" w:ascii="Consolas" w:hAnsi="Consolas" w:eastAsia="Cascadia Mono" w:cs="Consolas"/>
-          <w:color w:val="0000FF"/>
-          <w:sz w:val="19"/>
-          <w:szCs w:val="24"/>
-          <w:highlight w:val="white"/>
-        </w:rPr>
-        <w:t>if</w:t>
-      </w:r>
-      <w:r>
-        <w:rPr>
-          <w:rFonts w:hint="default" w:ascii="Consolas" w:hAnsi="Consolas" w:eastAsia="Cascadia Mono" w:cs="Consolas"/>
-          <w:color w:val="000000"/>
-          <w:sz w:val="19"/>
-          <w:szCs w:val="24"/>
-          <w:highlight w:val="white"/>
-        </w:rPr>
-        <w:t xml:space="preserve"> </w:t>
-      </w:r>
-      <w:r>
-        <w:rPr>
-          <w:rFonts w:hint="default" w:ascii="Consolas" w:hAnsi="Consolas" w:eastAsia="Cascadia Mono" w:cs="Consolas"/>
-          <w:color w:val="D86AC2"/>
-          <w:sz w:val="19"/>
-          <w:szCs w:val="24"/>
-          <w:highlight w:val="white"/>
-        </w:rPr>
-        <w:t>(</w:t>
-      </w:r>
-      <w:r>
-        <w:rPr>
-          <w:rFonts w:hint="default" w:ascii="Consolas" w:hAnsi="Consolas" w:eastAsia="Cascadia Mono" w:cs="Consolas"/>
-          <w:color w:val="000000"/>
-          <w:sz w:val="19"/>
-          <w:szCs w:val="24"/>
-          <w:highlight w:val="white"/>
-        </w:rPr>
-        <w:t>i != maxIndex</w:t>
-      </w:r>
-      <w:r>
-        <w:rPr>
-          <w:rFonts w:hint="default" w:ascii="Consolas" w:hAnsi="Consolas" w:eastAsia="Cascadia Mono" w:cs="Consolas"/>
-          <w:color w:val="D86AC2"/>
-          <w:sz w:val="19"/>
-          <w:szCs w:val="24"/>
-          <w:highlight w:val="white"/>
-        </w:rPr>
-        <w:t>)</w:t>
-      </w:r>
-      <w:r>
-        <w:rPr>
-          <w:rFonts w:hint="default" w:ascii="Consolas" w:hAnsi="Consolas" w:eastAsia="Cascadia Mono" w:cs="Consolas"/>
-          <w:color w:val="000000"/>
-          <w:sz w:val="19"/>
-          <w:szCs w:val="24"/>
-          <w:highlight w:val="white"/>
-        </w:rPr>
-        <w:t xml:space="preserve"> </w:t>
-      </w:r>
-      <w:r>
-        <w:rPr>
-          <w:rFonts w:hint="default" w:ascii="Consolas" w:hAnsi="Consolas" w:eastAsia="Cascadia Mono" w:cs="Consolas"/>
-          <w:color w:val="D86AC2"/>
-          <w:sz w:val="19"/>
-          <w:szCs w:val="24"/>
-          <w:highlight w:val="white"/>
-        </w:rPr>
-        <w:t>{</w:t>
-      </w:r>
-    </w:p>
-    <w:p>
-      <w:pPr>
-        <w:spacing w:beforeLines="0" w:afterLines="0" w:line="240" w:lineRule="auto"/>
-        <w:jc w:val="left"/>
-        <w:rPr>
-          <w:rFonts w:hint="default" w:ascii="Consolas" w:hAnsi="Consolas" w:eastAsia="Cascadia Mono" w:cs="Consolas"/>
-          <w:color w:val="000000"/>
-          <w:sz w:val="19"/>
-          <w:szCs w:val="24"/>
-          <w:highlight w:val="white"/>
-        </w:rPr>
-      </w:pPr>
-      <w:r>
-        <w:rPr>
-          <w:rFonts w:hint="default" w:ascii="Consolas" w:hAnsi="Consolas" w:eastAsia="Cascadia Mono" w:cs="Consolas"/>
-          <w:color w:val="000000"/>
-          <w:sz w:val="19"/>
-          <w:szCs w:val="24"/>
-          <w:highlight w:val="white"/>
-        </w:rPr>
-        <w:t xml:space="preserve">            newArr[j] </w:t>
-      </w:r>
-      <w:r>
-        <w:rPr>
-          <w:rFonts w:hint="default" w:ascii="Consolas" w:hAnsi="Consolas" w:eastAsia="Cascadia Mono" w:cs="Consolas"/>
-          <w:color w:val="008080"/>
-          <w:sz w:val="19"/>
-          <w:szCs w:val="24"/>
-          <w:highlight w:val="white"/>
-        </w:rPr>
-        <w:t>=</w:t>
-      </w:r>
-      <w:r>
-        <w:rPr>
-          <w:rFonts w:hint="default" w:ascii="Consolas" w:hAnsi="Consolas" w:eastAsia="Cascadia Mono" w:cs="Consolas"/>
-          <w:color w:val="000000"/>
-          <w:sz w:val="19"/>
-          <w:szCs w:val="24"/>
-          <w:highlight w:val="white"/>
-        </w:rPr>
-        <w:t xml:space="preserve"> arr[i];</w:t>
-      </w:r>
-    </w:p>
-    <w:p>
-      <w:pPr>
-        <w:spacing w:beforeLines="0" w:afterLines="0" w:line="240" w:lineRule="auto"/>
-        <w:jc w:val="left"/>
-        <w:rPr>
-          <w:rFonts w:hint="default" w:ascii="Consolas" w:hAnsi="Consolas" w:eastAsia="Cascadia Mono" w:cs="Consolas"/>
-          <w:color w:val="000000"/>
-          <w:sz w:val="19"/>
-          <w:szCs w:val="24"/>
-          <w:highlight w:val="white"/>
-        </w:rPr>
-      </w:pPr>
-      <w:r>
-        <w:rPr>
-          <w:rFonts w:hint="default" w:ascii="Consolas" w:hAnsi="Consolas" w:eastAsia="Cascadia Mono" w:cs="Consolas"/>
-          <w:color w:val="000000"/>
-          <w:sz w:val="19"/>
-          <w:szCs w:val="24"/>
-          <w:highlight w:val="white"/>
-        </w:rPr>
-        <w:t xml:space="preserve">            j++;</w:t>
-      </w:r>
-    </w:p>
-    <w:p>
-      <w:pPr>
-        <w:spacing w:beforeLines="0" w:afterLines="0" w:line="240" w:lineRule="auto"/>
-        <w:jc w:val="left"/>
-        <w:rPr>
-          <w:rFonts w:hint="default" w:ascii="Consolas" w:hAnsi="Consolas" w:eastAsia="Cascadia Mono" w:cs="Consolas"/>
-          <w:color w:val="000000"/>
-          <w:sz w:val="19"/>
-          <w:szCs w:val="24"/>
-          <w:highlight w:val="white"/>
-        </w:rPr>
-      </w:pPr>
-      <w:r>
-        <w:rPr>
-          <w:rFonts w:hint="default" w:ascii="Consolas" w:hAnsi="Consolas" w:eastAsia="Cascadia Mono" w:cs="Consolas"/>
-          <w:color w:val="000000"/>
-          <w:sz w:val="19"/>
-          <w:szCs w:val="24"/>
-          <w:highlight w:val="white"/>
-        </w:rPr>
-        <w:t xml:space="preserve">        </w:t>
-      </w:r>
-      <w:r>
-        <w:rPr>
-          <w:rFonts w:hint="default" w:ascii="Consolas" w:hAnsi="Consolas" w:eastAsia="Cascadia Mono" w:cs="Consolas"/>
-          <w:color w:val="D86AC2"/>
-          <w:sz w:val="19"/>
-          <w:szCs w:val="24"/>
-          <w:highlight w:val="white"/>
-        </w:rPr>
-        <w:t>}</w:t>
-      </w:r>
-    </w:p>
-    <w:p>
-      <w:pPr>
-        <w:spacing w:beforeLines="0" w:afterLines="0" w:line="240" w:lineRule="auto"/>
-        <w:jc w:val="left"/>
-        <w:rPr>
-          <w:rFonts w:hint="default" w:ascii="Consolas" w:hAnsi="Consolas" w:eastAsia="Cascadia Mono" w:cs="Consolas"/>
-          <w:color w:val="000000"/>
-          <w:sz w:val="19"/>
-          <w:szCs w:val="24"/>
-          <w:highlight w:val="white"/>
-        </w:rPr>
-      </w:pPr>
-      <w:r>
-        <w:rPr>
-          <w:rFonts w:hint="default" w:ascii="Consolas" w:hAnsi="Consolas" w:eastAsia="Cascadia Mono" w:cs="Consolas"/>
-          <w:color w:val="000000"/>
-          <w:sz w:val="19"/>
-          <w:szCs w:val="24"/>
-          <w:highlight w:val="white"/>
-        </w:rPr>
-        <w:t xml:space="preserve">    </w:t>
-      </w:r>
-      <w:r>
-        <w:rPr>
-          <w:rFonts w:hint="default" w:ascii="Consolas" w:hAnsi="Consolas" w:eastAsia="Cascadia Mono" w:cs="Consolas"/>
-          <w:color w:val="FFD702"/>
-          <w:sz w:val="19"/>
-          <w:szCs w:val="24"/>
-          <w:highlight w:val="white"/>
-        </w:rPr>
-        <w:t>}</w:t>
-      </w:r>
-    </w:p>
-    <w:p>
-      <w:pPr>
-        <w:spacing w:beforeLines="0" w:afterLines="0" w:line="240" w:lineRule="auto"/>
-        <w:jc w:val="left"/>
-        <w:rPr>
-          <w:rFonts w:hint="default" w:ascii="Consolas" w:hAnsi="Consolas" w:eastAsia="Cascadia Mono" w:cs="Consolas"/>
-          <w:color w:val="000000"/>
-          <w:sz w:val="19"/>
-          <w:szCs w:val="24"/>
-          <w:highlight w:val="white"/>
-        </w:rPr>
-      </w:pPr>
-    </w:p>
-    <w:p>
-      <w:pPr>
-        <w:spacing w:beforeLines="0" w:afterLines="0" w:line="240" w:lineRule="auto"/>
-        <w:jc w:val="left"/>
-        <w:rPr>
-          <w:rFonts w:hint="default" w:ascii="Consolas" w:hAnsi="Consolas" w:eastAsia="Cascadia Mono" w:cs="Consolas"/>
-          <w:color w:val="000000"/>
-          <w:sz w:val="19"/>
-          <w:szCs w:val="24"/>
-          <w:highlight w:val="white"/>
-        </w:rPr>
-      </w:pPr>
-      <w:r>
-        <w:rPr>
-          <w:rFonts w:hint="default" w:ascii="Consolas" w:hAnsi="Consolas" w:eastAsia="Cascadia Mono" w:cs="Consolas"/>
-          <w:color w:val="000000"/>
-          <w:sz w:val="19"/>
-          <w:szCs w:val="24"/>
-          <w:highlight w:val="white"/>
-        </w:rPr>
-        <w:t xml:space="preserve">    </w:t>
-      </w:r>
-      <w:r>
-        <w:rPr>
-          <w:rFonts w:hint="default" w:ascii="Consolas" w:hAnsi="Consolas" w:eastAsia="Cascadia Mono" w:cs="Consolas"/>
-          <w:color w:val="0000FF"/>
-          <w:sz w:val="19"/>
-          <w:szCs w:val="24"/>
-          <w:highlight w:val="white"/>
-        </w:rPr>
-        <w:t>delete[]</w:t>
-      </w:r>
-      <w:r>
-        <w:rPr>
-          <w:rFonts w:hint="default" w:ascii="Consolas" w:hAnsi="Consolas" w:eastAsia="Cascadia Mono" w:cs="Consolas"/>
-          <w:color w:val="000000"/>
-          <w:sz w:val="19"/>
-          <w:szCs w:val="24"/>
-          <w:highlight w:val="white"/>
-        </w:rPr>
-        <w:t xml:space="preserve"> arr;</w:t>
-      </w:r>
-    </w:p>
-    <w:p>
-      <w:pPr>
-        <w:spacing w:beforeLines="0" w:afterLines="0" w:line="240" w:lineRule="auto"/>
-        <w:jc w:val="left"/>
-        <w:rPr>
-          <w:rFonts w:hint="default" w:ascii="Consolas" w:hAnsi="Consolas" w:eastAsia="Cascadia Mono" w:cs="Consolas"/>
-          <w:color w:val="000000"/>
-          <w:sz w:val="19"/>
-          <w:szCs w:val="24"/>
-          <w:highlight w:val="white"/>
-        </w:rPr>
-      </w:pPr>
-      <w:r>
-        <w:rPr>
-          <w:rFonts w:hint="default" w:ascii="Consolas" w:hAnsi="Consolas" w:eastAsia="Cascadia Mono" w:cs="Consolas"/>
-          <w:color w:val="000000"/>
-          <w:sz w:val="19"/>
-          <w:szCs w:val="24"/>
-          <w:highlight w:val="white"/>
-        </w:rPr>
-        <w:t xml:space="preserve">    arr = newArr;</w:t>
-      </w:r>
-    </w:p>
-    <w:p>
-      <w:pPr>
-        <w:spacing w:beforeLines="0" w:afterLines="0" w:line="240" w:lineRule="auto"/>
-        <w:jc w:val="left"/>
-        <w:rPr>
-          <w:rFonts w:hint="default" w:ascii="Consolas" w:hAnsi="Consolas" w:eastAsia="Cascadia Mono" w:cs="Consolas"/>
-          <w:color w:val="000000"/>
-          <w:sz w:val="19"/>
-          <w:szCs w:val="24"/>
-          <w:highlight w:val="white"/>
-        </w:rPr>
-      </w:pPr>
-      <w:r>
-        <w:rPr>
-          <w:rFonts w:hint="default" w:ascii="Consolas" w:hAnsi="Consolas" w:eastAsia="Cascadia Mono" w:cs="Consolas"/>
-          <w:color w:val="000000"/>
-          <w:sz w:val="19"/>
-          <w:szCs w:val="24"/>
-          <w:highlight w:val="white"/>
-        </w:rPr>
-        <w:t xml:space="preserve">    n--;</w:t>
-      </w:r>
-    </w:p>
-    <w:p>
-      <w:pPr>
-        <w:spacing w:beforeLines="0" w:afterLines="0" w:line="240" w:lineRule="auto"/>
-        <w:jc w:val="left"/>
-        <w:rPr>
-          <w:rFonts w:hint="default" w:ascii="Consolas" w:hAnsi="Consolas" w:eastAsia="Cascadia Mono" w:cs="Consolas"/>
-          <w:color w:val="000000"/>
-          <w:sz w:val="19"/>
-          <w:szCs w:val="24"/>
-          <w:highlight w:val="white"/>
-        </w:rPr>
-      </w:pPr>
-    </w:p>
-    <w:p>
-      <w:pPr>
-        <w:spacing w:beforeLines="0" w:afterLines="0" w:line="240" w:lineRule="auto"/>
-        <w:jc w:val="left"/>
-        <w:rPr>
-          <w:rFonts w:hint="default" w:ascii="Consolas" w:hAnsi="Consolas" w:eastAsia="Cascadia Mono" w:cs="Consolas"/>
-          <w:color w:val="000000"/>
-          <w:sz w:val="19"/>
-          <w:szCs w:val="24"/>
-          <w:highlight w:val="white"/>
-        </w:rPr>
-      </w:pPr>
-      <w:r>
-        <w:rPr>
-          <w:rFonts w:hint="default" w:ascii="Consolas" w:hAnsi="Consolas" w:eastAsia="Cascadia Mono" w:cs="Consolas"/>
-          <w:color w:val="000000"/>
-          <w:sz w:val="19"/>
-          <w:szCs w:val="24"/>
-          <w:highlight w:val="white"/>
-        </w:rPr>
-        <w:t xml:space="preserve">    cout </w:t>
-      </w:r>
-      <w:r>
-        <w:rPr>
-          <w:rFonts w:hint="default" w:ascii="Consolas" w:hAnsi="Consolas" w:eastAsia="Cascadia Mono" w:cs="Consolas"/>
-          <w:color w:val="008080"/>
-          <w:sz w:val="19"/>
-          <w:szCs w:val="24"/>
-          <w:highlight w:val="white"/>
-        </w:rPr>
-        <w:t>&lt;&lt;</w:t>
-      </w:r>
-      <w:r>
-        <w:rPr>
-          <w:rFonts w:hint="default" w:ascii="Consolas" w:hAnsi="Consolas" w:eastAsia="Cascadia Mono" w:cs="Consolas"/>
-          <w:color w:val="000000"/>
-          <w:sz w:val="19"/>
-          <w:szCs w:val="24"/>
-          <w:highlight w:val="white"/>
-        </w:rPr>
-        <w:t xml:space="preserve"> </w:t>
-      </w:r>
-      <w:r>
-        <w:rPr>
-          <w:rFonts w:hint="default" w:ascii="Consolas" w:hAnsi="Consolas" w:eastAsia="Cascadia Mono" w:cs="Consolas"/>
-          <w:color w:val="A31515"/>
-          <w:sz w:val="19"/>
-          <w:szCs w:val="24"/>
-          <w:highlight w:val="white"/>
-        </w:rPr>
-        <w:t>"\nНомер\tСтрока\n"</w:t>
-      </w:r>
-      <w:r>
-        <w:rPr>
-          <w:rFonts w:hint="default" w:ascii="Consolas" w:hAnsi="Consolas" w:eastAsia="Cascadia Mono" w:cs="Consolas"/>
-          <w:color w:val="000000"/>
-          <w:sz w:val="19"/>
-          <w:szCs w:val="24"/>
-          <w:highlight w:val="white"/>
-        </w:rPr>
-        <w:t>;</w:t>
-      </w:r>
-    </w:p>
-    <w:p>
-      <w:pPr>
-        <w:spacing w:beforeLines="0" w:afterLines="0" w:line="240" w:lineRule="auto"/>
-        <w:jc w:val="left"/>
-        <w:rPr>
-          <w:rFonts w:hint="default" w:ascii="Consolas" w:hAnsi="Consolas" w:eastAsia="Cascadia Mono" w:cs="Consolas"/>
-          <w:color w:val="000000"/>
-          <w:sz w:val="19"/>
-          <w:szCs w:val="24"/>
-          <w:highlight w:val="white"/>
-        </w:rPr>
-      </w:pPr>
-      <w:r>
-        <w:rPr>
-          <w:rFonts w:hint="default" w:ascii="Consolas" w:hAnsi="Consolas" w:eastAsia="Cascadia Mono" w:cs="Consolas"/>
-          <w:color w:val="000000"/>
-          <w:sz w:val="19"/>
-          <w:szCs w:val="24"/>
-          <w:highlight w:val="white"/>
-        </w:rPr>
-        <w:t xml:space="preserve">    cout </w:t>
-      </w:r>
-      <w:r>
-        <w:rPr>
-          <w:rFonts w:hint="default" w:ascii="Consolas" w:hAnsi="Consolas" w:eastAsia="Cascadia Mono" w:cs="Consolas"/>
-          <w:color w:val="008080"/>
-          <w:sz w:val="19"/>
-          <w:szCs w:val="24"/>
-          <w:highlight w:val="white"/>
-        </w:rPr>
-        <w:t>&lt;&lt;</w:t>
-      </w:r>
-      <w:r>
-        <w:rPr>
-          <w:rFonts w:hint="default" w:ascii="Consolas" w:hAnsi="Consolas" w:eastAsia="Cascadia Mono" w:cs="Consolas"/>
-          <w:color w:val="000000"/>
-          <w:sz w:val="19"/>
-          <w:szCs w:val="24"/>
-          <w:highlight w:val="white"/>
-        </w:rPr>
-        <w:t xml:space="preserve"> </w:t>
-      </w:r>
-      <w:r>
-        <w:rPr>
-          <w:rFonts w:hint="default" w:ascii="Consolas" w:hAnsi="Consolas" w:eastAsia="Cascadia Mono" w:cs="Consolas"/>
-          <w:color w:val="A31515"/>
-          <w:sz w:val="19"/>
-          <w:szCs w:val="24"/>
-          <w:highlight w:val="white"/>
-        </w:rPr>
-        <w:t>"------------------------\n"</w:t>
-      </w:r>
-      <w:r>
-        <w:rPr>
-          <w:rFonts w:hint="default" w:ascii="Consolas" w:hAnsi="Consolas" w:eastAsia="Cascadia Mono" w:cs="Consolas"/>
-          <w:color w:val="000000"/>
-          <w:sz w:val="19"/>
-          <w:szCs w:val="24"/>
-          <w:highlight w:val="white"/>
-        </w:rPr>
-        <w:t>;</w:t>
-      </w:r>
-    </w:p>
-    <w:p>
-      <w:pPr>
-        <w:spacing w:beforeLines="0" w:afterLines="0" w:line="240" w:lineRule="auto"/>
-        <w:jc w:val="left"/>
-        <w:rPr>
-          <w:rFonts w:hint="default" w:ascii="Consolas" w:hAnsi="Consolas" w:eastAsia="Cascadia Mono" w:cs="Consolas"/>
-          <w:color w:val="000000"/>
-          <w:sz w:val="19"/>
-          <w:szCs w:val="24"/>
-          <w:highlight w:val="white"/>
-        </w:rPr>
-      </w:pPr>
-      <w:r>
-        <w:rPr>
-          <w:rFonts w:hint="default" w:ascii="Consolas" w:hAnsi="Consolas" w:eastAsia="Cascadia Mono" w:cs="Consolas"/>
-          <w:color w:val="000000"/>
-          <w:sz w:val="19"/>
-          <w:szCs w:val="24"/>
-          <w:highlight w:val="white"/>
-        </w:rPr>
-        <w:t xml:space="preserve">    </w:t>
-      </w:r>
-      <w:r>
-        <w:rPr>
-          <w:rFonts w:hint="default" w:ascii="Consolas" w:hAnsi="Consolas" w:eastAsia="Cascadia Mono" w:cs="Consolas"/>
-          <w:color w:val="0000FF"/>
-          <w:sz w:val="19"/>
-          <w:szCs w:val="24"/>
-          <w:highlight w:val="white"/>
-        </w:rPr>
-        <w:t>for</w:t>
-      </w:r>
-      <w:r>
-        <w:rPr>
-          <w:rFonts w:hint="default" w:ascii="Consolas" w:hAnsi="Consolas" w:eastAsia="Cascadia Mono" w:cs="Consolas"/>
-          <w:color w:val="000000"/>
-          <w:sz w:val="19"/>
-          <w:szCs w:val="24"/>
-          <w:highlight w:val="white"/>
-        </w:rPr>
-        <w:t xml:space="preserve"> </w:t>
-      </w:r>
-      <w:r>
-        <w:rPr>
-          <w:rFonts w:hint="default" w:ascii="Consolas" w:hAnsi="Consolas" w:eastAsia="Cascadia Mono" w:cs="Consolas"/>
-          <w:color w:val="FFD702"/>
-          <w:sz w:val="19"/>
-          <w:szCs w:val="24"/>
-          <w:highlight w:val="white"/>
-        </w:rPr>
-        <w:t>(</w:t>
-      </w:r>
-      <w:r>
-        <w:rPr>
-          <w:rFonts w:hint="default" w:ascii="Consolas" w:hAnsi="Consolas" w:eastAsia="Cascadia Mono" w:cs="Consolas"/>
-          <w:color w:val="0000FF"/>
-          <w:sz w:val="19"/>
-          <w:szCs w:val="24"/>
-          <w:highlight w:val="white"/>
-        </w:rPr>
-        <w:t>int</w:t>
-      </w:r>
-      <w:r>
-        <w:rPr>
-          <w:rFonts w:hint="default" w:ascii="Consolas" w:hAnsi="Consolas" w:eastAsia="Cascadia Mono" w:cs="Consolas"/>
-          <w:color w:val="000000"/>
-          <w:sz w:val="19"/>
-          <w:szCs w:val="24"/>
-          <w:highlight w:val="white"/>
-        </w:rPr>
-        <w:t xml:space="preserve"> i = 0; i &lt; n; i++</w:t>
-      </w:r>
-      <w:r>
-        <w:rPr>
-          <w:rFonts w:hint="default" w:ascii="Consolas" w:hAnsi="Consolas" w:eastAsia="Cascadia Mono" w:cs="Consolas"/>
-          <w:color w:val="FFD702"/>
-          <w:sz w:val="19"/>
-          <w:szCs w:val="24"/>
-          <w:highlight w:val="white"/>
-        </w:rPr>
-        <w:t>)</w:t>
-      </w:r>
-      <w:r>
-        <w:rPr>
-          <w:rFonts w:hint="default" w:ascii="Consolas" w:hAnsi="Consolas" w:eastAsia="Cascadia Mono" w:cs="Consolas"/>
-          <w:color w:val="000000"/>
-          <w:sz w:val="19"/>
-          <w:szCs w:val="24"/>
-          <w:highlight w:val="white"/>
-        </w:rPr>
-        <w:t xml:space="preserve"> </w:t>
-      </w:r>
-      <w:r>
-        <w:rPr>
-          <w:rFonts w:hint="default" w:ascii="Consolas" w:hAnsi="Consolas" w:eastAsia="Cascadia Mono" w:cs="Consolas"/>
-          <w:color w:val="FFD702"/>
-          <w:sz w:val="19"/>
-          <w:szCs w:val="24"/>
-          <w:highlight w:val="white"/>
-        </w:rPr>
-        <w:t>{</w:t>
-      </w:r>
-    </w:p>
-    <w:p>
-      <w:pPr>
-        <w:spacing w:beforeLines="0" w:afterLines="0" w:line="240" w:lineRule="auto"/>
-        <w:jc w:val="left"/>
-        <w:rPr>
-          <w:rFonts w:hint="default" w:ascii="Consolas" w:hAnsi="Consolas" w:eastAsia="Cascadia Mono" w:cs="Consolas"/>
-          <w:color w:val="000000"/>
-          <w:sz w:val="19"/>
-          <w:szCs w:val="24"/>
-          <w:highlight w:val="white"/>
-        </w:rPr>
-      </w:pPr>
-      <w:r>
-        <w:rPr>
-          <w:rFonts w:hint="default" w:ascii="Consolas" w:hAnsi="Consolas" w:eastAsia="Cascadia Mono" w:cs="Consolas"/>
-          <w:color w:val="000000"/>
-          <w:sz w:val="19"/>
-          <w:szCs w:val="24"/>
-          <w:highlight w:val="white"/>
-        </w:rPr>
-        <w:t xml:space="preserve">        cout </w:t>
-      </w:r>
-      <w:r>
-        <w:rPr>
-          <w:rFonts w:hint="default" w:ascii="Consolas" w:hAnsi="Consolas" w:eastAsia="Cascadia Mono" w:cs="Consolas"/>
-          <w:color w:val="008080"/>
-          <w:sz w:val="19"/>
-          <w:szCs w:val="24"/>
-          <w:highlight w:val="white"/>
-        </w:rPr>
-        <w:t>&lt;&lt;</w:t>
-      </w:r>
-      <w:r>
-        <w:rPr>
-          <w:rFonts w:hint="default" w:ascii="Consolas" w:hAnsi="Consolas" w:eastAsia="Cascadia Mono" w:cs="Consolas"/>
-          <w:color w:val="000000"/>
-          <w:sz w:val="19"/>
-          <w:szCs w:val="24"/>
-          <w:highlight w:val="white"/>
-        </w:rPr>
-        <w:t xml:space="preserve"> i + 1 </w:t>
-      </w:r>
-      <w:r>
-        <w:rPr>
-          <w:rFonts w:hint="default" w:ascii="Consolas" w:hAnsi="Consolas" w:eastAsia="Cascadia Mono" w:cs="Consolas"/>
-          <w:color w:val="008080"/>
-          <w:sz w:val="19"/>
-          <w:szCs w:val="24"/>
-          <w:highlight w:val="white"/>
-        </w:rPr>
-        <w:t>&lt;&lt;</w:t>
-      </w:r>
-      <w:r>
-        <w:rPr>
-          <w:rFonts w:hint="default" w:ascii="Consolas" w:hAnsi="Consolas" w:eastAsia="Cascadia Mono" w:cs="Consolas"/>
-          <w:color w:val="000000"/>
-          <w:sz w:val="19"/>
-          <w:szCs w:val="24"/>
-          <w:highlight w:val="white"/>
-        </w:rPr>
-        <w:t xml:space="preserve"> </w:t>
-      </w:r>
-      <w:r>
-        <w:rPr>
-          <w:rFonts w:hint="default" w:ascii="Consolas" w:hAnsi="Consolas" w:eastAsia="Cascadia Mono" w:cs="Consolas"/>
-          <w:color w:val="A31515"/>
-          <w:sz w:val="19"/>
-          <w:szCs w:val="24"/>
-          <w:highlight w:val="white"/>
-        </w:rPr>
-        <w:t>"\t"</w:t>
-      </w:r>
-      <w:r>
-        <w:rPr>
-          <w:rFonts w:hint="default" w:ascii="Consolas" w:hAnsi="Consolas" w:eastAsia="Cascadia Mono" w:cs="Consolas"/>
-          <w:color w:val="000000"/>
-          <w:sz w:val="19"/>
-          <w:szCs w:val="24"/>
-          <w:highlight w:val="white"/>
-        </w:rPr>
-        <w:t xml:space="preserve"> </w:t>
-      </w:r>
-      <w:r>
-        <w:rPr>
-          <w:rFonts w:hint="default" w:ascii="Consolas" w:hAnsi="Consolas" w:eastAsia="Cascadia Mono" w:cs="Consolas"/>
-          <w:color w:val="008080"/>
-          <w:sz w:val="19"/>
-          <w:szCs w:val="24"/>
-          <w:highlight w:val="white"/>
-        </w:rPr>
-        <w:t>&lt;&lt;</w:t>
-      </w:r>
-      <w:r>
-        <w:rPr>
-          <w:rFonts w:hint="default" w:ascii="Consolas" w:hAnsi="Consolas" w:eastAsia="Cascadia Mono" w:cs="Consolas"/>
-          <w:color w:val="000000"/>
-          <w:sz w:val="19"/>
-          <w:szCs w:val="24"/>
-          <w:highlight w:val="white"/>
-        </w:rPr>
-        <w:t xml:space="preserve"> arr[i] </w:t>
-      </w:r>
-      <w:r>
-        <w:rPr>
-          <w:rFonts w:hint="default" w:ascii="Consolas" w:hAnsi="Consolas" w:eastAsia="Cascadia Mono" w:cs="Consolas"/>
-          <w:color w:val="008080"/>
-          <w:sz w:val="19"/>
-          <w:szCs w:val="24"/>
-          <w:highlight w:val="white"/>
-        </w:rPr>
-        <w:t>&lt;&lt;</w:t>
-      </w:r>
-      <w:r>
-        <w:rPr>
-          <w:rFonts w:hint="default" w:ascii="Consolas" w:hAnsi="Consolas" w:eastAsia="Cascadia Mono" w:cs="Consolas"/>
-          <w:color w:val="000000"/>
-          <w:sz w:val="19"/>
-          <w:szCs w:val="24"/>
-          <w:highlight w:val="white"/>
-        </w:rPr>
-        <w:t xml:space="preserve"> endl;</w:t>
-      </w:r>
-    </w:p>
-    <w:p>
-      <w:pPr>
-        <w:spacing w:beforeLines="0" w:afterLines="0" w:line="240" w:lineRule="auto"/>
-        <w:jc w:val="left"/>
-        <w:rPr>
-          <w:rFonts w:hint="default" w:ascii="Consolas" w:hAnsi="Consolas" w:eastAsia="Cascadia Mono" w:cs="Consolas"/>
-          <w:color w:val="000000"/>
-          <w:sz w:val="19"/>
-          <w:szCs w:val="24"/>
-          <w:highlight w:val="white"/>
-        </w:rPr>
-      </w:pPr>
-      <w:r>
-        <w:rPr>
-          <w:rFonts w:hint="default" w:ascii="Consolas" w:hAnsi="Consolas" w:eastAsia="Cascadia Mono" w:cs="Consolas"/>
-          <w:color w:val="000000"/>
-          <w:sz w:val="19"/>
-          <w:szCs w:val="24"/>
-          <w:highlight w:val="white"/>
-        </w:rPr>
-        <w:t xml:space="preserve">    </w:t>
-      </w:r>
-      <w:r>
-        <w:rPr>
-          <w:rFonts w:hint="default" w:ascii="Consolas" w:hAnsi="Consolas" w:eastAsia="Cascadia Mono" w:cs="Consolas"/>
-          <w:color w:val="FFD702"/>
-          <w:sz w:val="19"/>
-          <w:szCs w:val="24"/>
-          <w:highlight w:val="white"/>
-        </w:rPr>
-        <w:t>}</w:t>
-      </w:r>
-    </w:p>
-    <w:p>
-      <w:pPr>
-        <w:spacing w:beforeLines="0" w:afterLines="0" w:line="240" w:lineRule="auto"/>
-        <w:jc w:val="left"/>
-        <w:rPr>
-          <w:rFonts w:hint="default" w:ascii="Consolas" w:hAnsi="Consolas" w:eastAsia="Cascadia Mono" w:cs="Consolas"/>
-          <w:color w:val="000000"/>
-          <w:sz w:val="19"/>
-          <w:szCs w:val="24"/>
-          <w:highlight w:val="white"/>
-        </w:rPr>
-      </w:pPr>
-    </w:p>
-    <w:p>
-      <w:pPr>
-        <w:spacing w:beforeLines="0" w:afterLines="0" w:line="240" w:lineRule="auto"/>
-        <w:ind w:firstLine="417"/>
-        <w:jc w:val="left"/>
-        <w:rPr>
-          <w:rFonts w:hint="default" w:ascii="Consolas" w:hAnsi="Consolas" w:eastAsia="Cascadia Mono" w:cs="Consolas"/>
-          <w:color w:val="000000"/>
-          <w:sz w:val="19"/>
-          <w:szCs w:val="24"/>
-          <w:highlight w:val="white"/>
-        </w:rPr>
-      </w:pPr>
-      <w:r>
-        <w:rPr>
-          <w:rFonts w:hint="default" w:ascii="Consolas" w:hAnsi="Consolas" w:eastAsia="Cascadia Mono" w:cs="Consolas"/>
-          <w:color w:val="0000FF"/>
-          <w:sz w:val="19"/>
-          <w:szCs w:val="24"/>
-          <w:highlight w:val="white"/>
-        </w:rPr>
-        <w:t>delete[]</w:t>
-      </w:r>
-      <w:r>
-        <w:rPr>
-          <w:rFonts w:hint="default" w:ascii="Consolas" w:hAnsi="Consolas" w:eastAsia="Cascadia Mono" w:cs="Consolas"/>
-          <w:color w:val="000000"/>
-          <w:sz w:val="19"/>
-          <w:szCs w:val="24"/>
-          <w:highlight w:val="white"/>
-        </w:rPr>
-        <w:t xml:space="preserve"> arr;</w:t>
-      </w:r>
-    </w:p>
-    <w:p>
-      <w:pPr>
-        <w:spacing w:beforeLines="0" w:afterLines="0" w:line="240" w:lineRule="auto"/>
-        <w:jc w:val="left"/>
-        <w:rPr>
-          <w:rFonts w:hint="default" w:ascii="Consolas" w:hAnsi="Consolas" w:eastAsia="Cascadia Mono" w:cs="Consolas"/>
-          <w:color w:val="1A94FF"/>
-          <w:sz w:val="19"/>
-          <w:szCs w:val="19"/>
-          <w:highlight w:val="white"/>
-        </w:rPr>
-      </w:pPr>
-      <w:r>
-        <w:rPr>
-          <w:rFonts w:hint="default" w:ascii="Consolas" w:hAnsi="Consolas" w:eastAsia="Cascadia Mono" w:cs="Consolas"/>
-          <w:color w:val="1A94FF"/>
-          <w:sz w:val="19"/>
-          <w:szCs w:val="24"/>
-          <w:highlight w:val="white"/>
-        </w:rPr>
-        <w:t>}</w:t>
-      </w:r>
-    </w:p>
-    <w:p>
-      <w:pPr>
-        <w:pStyle w:val="35"/>
-        <w:spacing w:after="30" w:line="240" w:lineRule="auto"/>
-        <w:ind w:left="0" w:leftChars="0" w:firstLine="0" w:firstLineChars="0"/>
-        <w:jc w:val="both"/>
-        <w:rPr>
-          <w:rFonts w:hint="default" w:ascii="Consolas" w:hAnsi="Consolas" w:eastAsia="Cascadia Mono" w:cs="Consolas"/>
-          <w:color w:val="1A94FF"/>
-          <w:sz w:val="19"/>
-          <w:szCs w:val="19"/>
-          <w:highlight w:val="white"/>
-        </w:rPr>
-      </w:pPr>
-    </w:p>
-    <w:p>
-      <w:pPr>
-        <w:pStyle w:val="35"/>
-        <w:spacing w:after="30" w:line="240" w:lineRule="auto"/>
-        <w:ind w:left="0" w:leftChars="0" w:firstLine="0" w:firstLineChars="0"/>
-        <w:jc w:val="both"/>
-        <w:rPr>
-          <w:rFonts w:hint="default" w:ascii="Consolas" w:hAnsi="Consolas" w:eastAsia="Cascadia Mono" w:cs="Consolas"/>
-          <w:color w:val="1A94FF"/>
-          <w:sz w:val="19"/>
-          <w:szCs w:val="19"/>
-          <w:highlight w:val="white"/>
-        </w:rPr>
-      </w:pPr>
-    </w:p>
-    <w:p>
-      <w:pPr>
-        <w:pStyle w:val="35"/>
-        <w:spacing w:after="30" w:line="240" w:lineRule="auto"/>
-        <w:ind w:left="0" w:leftChars="0" w:firstLine="0" w:firstLineChars="0"/>
-        <w:jc w:val="both"/>
-        <w:rPr>
-          <w:rFonts w:hint="default" w:ascii="Consolas" w:hAnsi="Consolas" w:eastAsia="Cascadia Mono" w:cs="Consolas"/>
-          <w:color w:val="1A94FF"/>
-          <w:sz w:val="19"/>
-          <w:szCs w:val="19"/>
-          <w:highlight w:val="white"/>
-        </w:rPr>
-      </w:pPr>
-    </w:p>
-    <w:p>
-      <w:pPr>
-        <w:pStyle w:val="35"/>
-        <w:spacing w:after="30" w:line="240" w:lineRule="auto"/>
-        <w:ind w:left="0" w:leftChars="0" w:firstLine="0" w:firstLineChars="0"/>
-        <w:jc w:val="both"/>
-        <w:rPr>
-          <w:rFonts w:hint="default" w:ascii="Consolas" w:hAnsi="Consolas" w:eastAsia="Cascadia Mono" w:cs="Consolas"/>
-          <w:color w:val="1A94FF"/>
-          <w:sz w:val="19"/>
-          <w:szCs w:val="19"/>
-          <w:highlight w:val="white"/>
-        </w:rPr>
-      </w:pPr>
-    </w:p>
-    <w:p>
-      <w:pPr>
-        <w:pStyle w:val="35"/>
-        <w:spacing w:after="30" w:line="240" w:lineRule="auto"/>
-        <w:ind w:left="0" w:leftChars="0" w:firstLine="0" w:firstLineChars="0"/>
-        <w:jc w:val="both"/>
-        <w:rPr>
-          <w:rFonts w:hint="default" w:ascii="Consolas" w:hAnsi="Consolas" w:eastAsia="Cascadia Mono" w:cs="Consolas"/>
-          <w:color w:val="1A94FF"/>
-          <w:sz w:val="19"/>
-          <w:szCs w:val="19"/>
-          <w:highlight w:val="white"/>
-        </w:rPr>
-      </w:pPr>
-    </w:p>
-    <w:p>
-      <w:pPr>
-        <w:pStyle w:val="35"/>
-        <w:spacing w:after="30" w:line="240" w:lineRule="auto"/>
-        <w:ind w:left="0" w:leftChars="0" w:firstLine="0" w:firstLineChars="0"/>
-        <w:jc w:val="both"/>
-        <w:rPr>
-          <w:rFonts w:hint="default" w:ascii="Consolas" w:hAnsi="Consolas" w:eastAsia="Cascadia Mono" w:cs="Consolas"/>
-          <w:color w:val="1A94FF"/>
-          <w:sz w:val="19"/>
-          <w:szCs w:val="19"/>
-          <w:highlight w:val="white"/>
-        </w:rPr>
-      </w:pPr>
-    </w:p>
-    <w:p>
-      <w:pPr>
-        <w:pStyle w:val="35"/>
-        <w:spacing w:after="30" w:line="240" w:lineRule="auto"/>
-        <w:ind w:left="0" w:leftChars="0" w:firstLine="0" w:firstLineChars="0"/>
-        <w:jc w:val="both"/>
-        <w:rPr>
-          <w:rFonts w:hint="default" w:ascii="Consolas" w:hAnsi="Consolas" w:eastAsia="Cascadia Mono" w:cs="Consolas"/>
-          <w:color w:val="1A94FF"/>
-          <w:sz w:val="19"/>
-          <w:szCs w:val="19"/>
-          <w:highlight w:val="white"/>
-        </w:rPr>
-      </w:pPr>
-    </w:p>
-    <w:p>
-      <w:pPr>
-        <w:pStyle w:val="35"/>
-        <w:spacing w:after="30" w:line="240" w:lineRule="auto"/>
-        <w:ind w:left="0" w:leftChars="0" w:firstLine="0" w:firstLineChars="0"/>
-        <w:jc w:val="both"/>
-        <w:rPr>
-          <w:rFonts w:hint="default" w:ascii="Consolas" w:hAnsi="Consolas" w:eastAsia="Cascadia Mono" w:cs="Consolas"/>
-          <w:color w:val="1A94FF"/>
-          <w:sz w:val="19"/>
-          <w:szCs w:val="19"/>
-          <w:highlight w:val="white"/>
-        </w:rPr>
-      </w:pPr>
-    </w:p>
-    <w:p>
-      <w:pPr>
-        <w:pStyle w:val="35"/>
-        <w:spacing w:after="30" w:line="240" w:lineRule="auto"/>
-        <w:ind w:left="0" w:leftChars="0" w:firstLine="0" w:firstLineChars="0"/>
-        <w:jc w:val="both"/>
-        <w:rPr>
-          <w:rFonts w:hint="default" w:ascii="Consolas" w:hAnsi="Consolas" w:eastAsia="Cascadia Mono" w:cs="Consolas"/>
-          <w:color w:val="1A94FF"/>
-          <w:sz w:val="19"/>
-          <w:szCs w:val="19"/>
-          <w:highlight w:val="white"/>
-        </w:rPr>
-      </w:pPr>
-    </w:p>
-    <w:p>
-      <w:pPr>
-        <w:pStyle w:val="35"/>
-        <w:spacing w:after="30" w:line="240" w:lineRule="auto"/>
-        <w:ind w:left="0" w:leftChars="0" w:firstLine="0" w:firstLineChars="0"/>
-        <w:jc w:val="both"/>
-        <w:rPr>
-          <w:rFonts w:hint="default" w:ascii="Consolas" w:hAnsi="Consolas" w:eastAsia="Cascadia Mono" w:cs="Consolas"/>
-          <w:color w:val="1A94FF"/>
-          <w:sz w:val="19"/>
-          <w:szCs w:val="19"/>
-          <w:highlight w:val="white"/>
-        </w:rPr>
-      </w:pPr>
-    </w:p>
-    <w:p>
-      <w:pPr>
-        <w:pStyle w:val="35"/>
-        <w:spacing w:after="30" w:line="240" w:lineRule="auto"/>
-        <w:ind w:left="0" w:leftChars="0" w:firstLine="0" w:firstLineChars="0"/>
-        <w:jc w:val="both"/>
-        <w:rPr>
-          <w:rFonts w:hint="default" w:ascii="Consolas" w:hAnsi="Consolas" w:eastAsia="Cascadia Mono" w:cs="Consolas"/>
-          <w:color w:val="1A94FF"/>
-          <w:sz w:val="19"/>
-          <w:szCs w:val="19"/>
-          <w:highlight w:val="white"/>
-        </w:rPr>
-      </w:pPr>
-    </w:p>
-    <w:p>
-      <w:pPr>
-        <w:pStyle w:val="35"/>
-        <w:spacing w:after="30" w:line="240" w:lineRule="auto"/>
-        <w:ind w:left="0" w:leftChars="0" w:firstLine="0" w:firstLineChars="0"/>
-        <w:jc w:val="both"/>
-        <w:rPr>
-          <w:rFonts w:hint="default" w:ascii="Consolas" w:hAnsi="Consolas" w:eastAsia="Cascadia Mono" w:cs="Consolas"/>
-          <w:color w:val="1A94FF"/>
-          <w:sz w:val="19"/>
-          <w:szCs w:val="19"/>
-          <w:highlight w:val="white"/>
-          <w:lang w:val="ru-RU"/>
-        </w:rPr>
-      </w:pPr>
-    </w:p>
-    <w:p>
-      <w:pPr>
-        <w:pStyle w:val="35"/>
-        <w:spacing w:after="30" w:line="240" w:lineRule="auto"/>
-        <w:ind w:left="0" w:leftChars="0" w:firstLine="0" w:firstLineChars="0"/>
-        <w:jc w:val="both"/>
-        <w:rPr>
-          <w:rFonts w:hint="default" w:ascii="Consolas" w:hAnsi="Consolas" w:eastAsia="Cascadia Mono" w:cs="Consolas"/>
-          <w:color w:val="1A94FF"/>
-          <w:sz w:val="19"/>
-          <w:szCs w:val="19"/>
-          <w:highlight w:val="white"/>
-          <w:lang w:val="ru-RU"/>
-        </w:rPr>
-      </w:pPr>
-    </w:p>
-    <w:p>
-      <w:pPr>
-        <w:pStyle w:val="35"/>
-        <w:spacing w:after="30" w:line="240" w:lineRule="auto"/>
-        <w:ind w:left="0" w:leftChars="0" w:firstLine="0" w:firstLineChars="0"/>
-        <w:jc w:val="both"/>
-        <w:rPr>
-          <w:rFonts w:hint="default" w:ascii="Consolas" w:hAnsi="Consolas" w:eastAsia="Cascadia Mono" w:cs="Consolas"/>
-          <w:color w:val="1A94FF"/>
-          <w:sz w:val="19"/>
-          <w:szCs w:val="19"/>
-          <w:highlight w:val="white"/>
-          <w:lang w:val="ru-RU"/>
-        </w:rPr>
-      </w:pPr>
-    </w:p>
-    <w:p>
-      <w:pPr>
-        <w:pStyle w:val="35"/>
-        <w:spacing w:after="30" w:line="240" w:lineRule="auto"/>
-        <w:ind w:left="0" w:leftChars="0" w:firstLine="0" w:firstLineChars="0"/>
-        <w:jc w:val="both"/>
-        <w:rPr>
-          <w:rFonts w:hint="default" w:ascii="Consolas" w:hAnsi="Consolas" w:eastAsia="Cascadia Mono" w:cs="Consolas"/>
-          <w:color w:val="1A94FF"/>
-          <w:sz w:val="19"/>
-          <w:szCs w:val="19"/>
-          <w:highlight w:val="white"/>
-          <w:lang w:val="ru-RU"/>
-        </w:rPr>
-      </w:pPr>
-      <w:bookmarkStart w:id="0" w:name="_GoBack"/>
-      <w:bookmarkEnd w:id="0"/>
-    </w:p>
-    <w:p>
-      <w:pPr>
-        <w:pStyle w:val="35"/>
-        <w:spacing w:after="30" w:line="240" w:lineRule="auto"/>
-        <w:ind w:left="0"/>
-        <w:jc w:val="both"/>
-        <w:rPr>
-          <w:rFonts w:hint="default" w:ascii="Consolas" w:hAnsi="Consolas" w:eastAsia="Cascadia Mono" w:cs="Consolas"/>
-          <w:color w:val="1A94FF"/>
-          <w:sz w:val="19"/>
-          <w:szCs w:val="19"/>
-          <w:highlight w:val="white"/>
+          <w:rFonts w:hint="default" w:ascii="Times New Roman" w:hAnsi="Times New Roman" w:cs="Times New Roman"/>
+          <w:b w:val="0"/>
+          <w:bCs w:val="0"/>
+          <w:i w:val="0"/>
+          <w:iCs w:val="0"/>
+          <w:sz w:val="28"/>
+          <w:szCs w:val="28"/>
           <w:lang w:val="ru-RU"/>
         </w:rPr>
       </w:pPr>
@@ -5630,7 +2394,7 @@
         <w:adjustRightInd/>
         <w:snapToGrid/>
         <w:spacing w:before="0" w:beforeAutospacing="0" w:after="30" w:afterAutospacing="0" w:line="360" w:lineRule="auto"/>
-        <w:ind w:left="0" w:right="0" w:firstLine="350" w:firstLineChars="125"/>
+        <w:ind w:left="0" w:leftChars="0" w:right="0" w:firstLine="0" w:firstLineChars="0"/>
         <w:jc w:val="both"/>
         <w:textAlignment w:val="auto"/>
         <w:rPr>
@@ -5673,98 +2437,18 @@
     <w:p>
       <w:pPr>
         <w:pStyle w:val="35"/>
-        <w:keepNext w:val="0"/>
-        <w:keepLines w:val="0"/>
-        <w:pageBreakBefore w:val="0"/>
-        <w:widowControl/>
-        <w:suppressLineNumbers w:val="0"/>
-        <w:kinsoku/>
-        <w:wordWrap/>
-        <w:overflowPunct/>
-        <w:topLinePunct w:val="0"/>
-        <w:autoSpaceDE/>
-        <w:autoSpaceDN/>
-        <w:bidi w:val="0"/>
-        <w:adjustRightInd/>
-        <w:snapToGrid/>
-        <w:spacing w:before="0" w:beforeAutospacing="0" w:after="30" w:afterAutospacing="0" w:line="360" w:lineRule="auto"/>
-        <w:ind w:left="0" w:leftChars="0" w:right="0" w:firstLine="0" w:firstLineChars="0"/>
-        <w:jc w:val="both"/>
-        <w:textAlignment w:val="auto"/>
-        <w:rPr>
-          <w:rFonts w:hint="default" w:ascii="Times New Roman" w:hAnsi="Times New Roman" w:eastAsia="SimSun" w:cs="Times New Roman"/>
-          <w:sz w:val="28"/>
-          <w:szCs w:val="28"/>
-          <w:lang w:val="ru-RU"/>
-        </w:rPr>
-      </w:pPr>
-    </w:p>
-    <w:p>
-      <w:pPr>
-        <w:pStyle w:val="35"/>
-        <w:keepNext w:val="0"/>
-        <w:keepLines w:val="0"/>
-        <w:pageBreakBefore w:val="0"/>
-        <w:widowControl/>
-        <w:suppressLineNumbers w:val="0"/>
-        <w:kinsoku/>
-        <w:wordWrap/>
-        <w:overflowPunct/>
-        <w:topLinePunct w:val="0"/>
-        <w:autoSpaceDE/>
-        <w:autoSpaceDN/>
-        <w:bidi w:val="0"/>
-        <w:adjustRightInd/>
-        <w:snapToGrid/>
-        <w:spacing w:before="0" w:beforeAutospacing="0" w:after="30" w:afterAutospacing="0" w:line="360" w:lineRule="auto"/>
-        <w:ind w:left="0" w:right="0" w:firstLine="350" w:firstLineChars="125"/>
-        <w:jc w:val="both"/>
-        <w:textAlignment w:val="auto"/>
-        <w:rPr>
-          <w:rFonts w:hint="default" w:ascii="Times New Roman" w:hAnsi="Times New Roman" w:eastAsia="SimSun" w:cs="Times New Roman"/>
-          <w:sz w:val="28"/>
-          <w:szCs w:val="28"/>
-          <w:lang w:val="ru-RU"/>
-        </w:rPr>
-      </w:pPr>
-    </w:p>
-    <w:p>
-      <w:pPr>
-        <w:pStyle w:val="35"/>
-        <w:keepNext w:val="0"/>
-        <w:keepLines w:val="0"/>
-        <w:pageBreakBefore w:val="0"/>
-        <w:widowControl/>
-        <w:suppressLineNumbers w:val="0"/>
-        <w:kinsoku/>
-        <w:wordWrap/>
-        <w:overflowPunct/>
-        <w:topLinePunct w:val="0"/>
-        <w:autoSpaceDE/>
-        <w:autoSpaceDN/>
-        <w:bidi w:val="0"/>
-        <w:adjustRightInd/>
-        <w:snapToGrid/>
-        <w:spacing w:before="0" w:beforeAutospacing="0" w:after="30" w:afterAutospacing="0" w:line="360" w:lineRule="auto"/>
-        <w:ind w:left="0" w:right="0" w:firstLine="350" w:firstLineChars="125"/>
-        <w:jc w:val="both"/>
-        <w:textAlignment w:val="auto"/>
-        <w:rPr>
-          <w:rFonts w:hint="default" w:ascii="Times New Roman" w:hAnsi="Times New Roman" w:eastAsia="SimSun" w:cs="Times New Roman"/>
-          <w:sz w:val="28"/>
-          <w:szCs w:val="28"/>
-          <w:lang w:val="ru-RU"/>
-        </w:rPr>
-      </w:pPr>
-    </w:p>
-    <w:p>
-      <w:pPr>
-        <w:pStyle w:val="35"/>
         <w:suppressLineNumbers w:val="0"/>
         <w:bidi w:val="0"/>
         <w:spacing w:before="0" w:beforeAutospacing="0" w:after="30" w:afterAutospacing="0" w:line="360" w:lineRule="auto"/>
         <w:ind w:left="0" w:right="0"/>
         <w:jc w:val="center"/>
+        <w:rPr>
+          <w:rFonts w:ascii="Times New Roman" w:hAnsi="Times New Roman" w:cs="Times New Roman" w:eastAsiaTheme="minorEastAsia"/>
+          <w:b/>
+          <w:bCs/>
+          <w:sz w:val="28"/>
+          <w:szCs w:val="28"/>
+        </w:rPr>
       </w:pPr>
       <w:r>
         <w:rPr>
@@ -5784,15 +2468,17 @@
         <w:bidi w:val="0"/>
         <w:spacing w:before="0" w:beforeAutospacing="0" w:after="30" w:afterAutospacing="0" w:line="360" w:lineRule="auto"/>
         <w:ind w:left="0" w:right="0"/>
-        <w:jc w:val="both"/>
+        <w:jc w:val="center"/>
         <w:rPr>
           <w:rFonts w:ascii="Times New Roman" w:hAnsi="Times New Roman" w:cs="Times New Roman" w:eastAsiaTheme="minorEastAsia"/>
-          <w:b w:val="0"/>
-          <w:bCs w:val="0"/>
-          <w:sz w:val="28"/>
-          <w:szCs w:val="28"/>
-        </w:rPr>
-      </w:pPr>
+          <w:b/>
+          <w:bCs/>
+          <w:sz w:val="28"/>
+          <w:szCs w:val="28"/>
+        </w:rPr>
+      </w:pPr>
+      <w:bookmarkStart w:id="0" w:name="_GoBack"/>
+      <w:bookmarkEnd w:id="0"/>
     </w:p>
     <w:p>
       <w:pPr>
